--- a/file/หน้าเพจ รับข้อมูลคนไข้จากเอกเซล.docx
+++ b/file/หน้าเพจ รับข้อมูลคนไข้จากเอกเซล.docx
@@ -16477,7 +16477,11 @@
       <w:pPr>
         <w:pStyle w:val="NormalWeb"/>
         <w:spacing w:before="0" w:beforeAutospacing="0" w:after="0" w:afterAutospacing="0"/>
+        <w:rPr>
+          <w:lang w:val="en-US"/>
+        </w:rPr>
       </w:pPr>
+      <w:proofErr w:type="gramStart"/>
       <w:r>
         <w:rPr>
           <w:lang w:val="en-US"/>
@@ -16490,7 +16494,16 @@
           <w:cs/>
           <w:lang w:val="en-US"/>
         </w:rPr>
-        <w:t xml:space="preserve"> ส่วนบัตรประชาชน มีได้ </w:t>
+        <w:t xml:space="preserve"> ส่วนบัตรประชาชน</w:t>
+      </w:r>
+      <w:proofErr w:type="gramEnd"/>
+      <w:r>
+        <w:rPr>
+          <w:rFonts w:hint="cs"/>
+          <w:cs/>
+          <w:lang w:val="en-US"/>
+        </w:rPr>
+        <w:t xml:space="preserve"> มีได้ </w:t>
       </w:r>
       <w:r>
         <w:rPr>
@@ -16539,6 +16552,7 @@
         </w:rPr>
         <w:t>3940300175970</w:t>
       </w:r>
+      <w:proofErr w:type="gramStart"/>
       <w:r>
         <w:rPr>
           <w:lang w:val="en-US"/>
@@ -16553,6 +16567,7 @@
         </w:rPr>
         <w:t>หรือ</w:t>
       </w:r>
+      <w:proofErr w:type="gramEnd"/>
       <w:r>
         <w:rPr>
           <w:rFonts w:hint="cs"/>
@@ -16582,6 +16597,2965 @@
         </w:rPr>
         <w:t>’</w:t>
       </w:r>
+    </w:p>
+    <w:p>
+      <w:pPr>
+        <w:pStyle w:val="NormalWeb"/>
+        <w:spacing w:before="0" w:beforeAutospacing="0" w:after="0" w:afterAutospacing="0"/>
+        <w:rPr>
+          <w:rFonts w:cs="Angsana New"/>
+          <w:szCs w:val="30"/>
+          <w:lang w:val="en-US"/>
+        </w:rPr>
+      </w:pPr>
+      <w:proofErr w:type="gramStart"/>
+      <w:r>
+        <w:rPr>
+          <w:lang w:val="en-US"/>
+        </w:rPr>
+        <w:t xml:space="preserve">6  </w:t>
+      </w:r>
+      <w:r>
+        <w:rPr>
+          <w:rFonts w:cs="Angsana New" w:hint="cs"/>
+          <w:szCs w:val="30"/>
+          <w:cs/>
+          <w:lang w:val="en-US"/>
+        </w:rPr>
+        <w:t>ส่วน</w:t>
+      </w:r>
+      <w:proofErr w:type="gramEnd"/>
+      <w:r>
+        <w:rPr>
+          <w:rFonts w:cs="Angsana New" w:hint="cs"/>
+          <w:szCs w:val="30"/>
+          <w:cs/>
+          <w:lang w:val="en-US"/>
+        </w:rPr>
+        <w:t xml:space="preserve"> วันที่ แบบไหนก็ได้นะ </w:t>
+      </w:r>
+      <w:r>
+        <w:rPr>
+          <w:rFonts w:cs="Angsana New"/>
+          <w:szCs w:val="30"/>
+          <w:lang w:val="en-US"/>
+        </w:rPr>
+        <w:t>DD/MM/</w:t>
+      </w:r>
+      <w:proofErr w:type="gramStart"/>
+      <w:r>
+        <w:rPr>
+          <w:rFonts w:cs="Angsana New"/>
+          <w:szCs w:val="30"/>
+          <w:lang w:val="en-US"/>
+        </w:rPr>
+        <w:t>YYYY ,</w:t>
+      </w:r>
+      <w:proofErr w:type="gramEnd"/>
+      <w:r>
+        <w:rPr>
+          <w:rFonts w:cs="Angsana New"/>
+          <w:szCs w:val="30"/>
+          <w:lang w:val="en-US"/>
+        </w:rPr>
+        <w:t xml:space="preserve">  D/M/</w:t>
+      </w:r>
+      <w:proofErr w:type="gramStart"/>
+      <w:r>
+        <w:rPr>
+          <w:rFonts w:cs="Angsana New"/>
+          <w:szCs w:val="30"/>
+          <w:lang w:val="en-US"/>
+        </w:rPr>
+        <w:t>YYYY ,</w:t>
+      </w:r>
+      <w:proofErr w:type="gramEnd"/>
+      <w:r>
+        <w:rPr>
+          <w:rFonts w:cs="Angsana New"/>
+          <w:szCs w:val="30"/>
+          <w:lang w:val="en-US"/>
+        </w:rPr>
+        <w:t xml:space="preserve"> DD/M/YYYY, D/MM/YYYY </w:t>
+      </w:r>
+    </w:p>
+    <w:p>
+      <w:pPr>
+        <w:pStyle w:val="NormalWeb"/>
+        <w:spacing w:before="0" w:beforeAutospacing="0" w:after="0" w:afterAutospacing="0"/>
+        <w:rPr>
+          <w:rFonts w:cs="Angsana New"/>
+          <w:szCs w:val="30"/>
+          <w:lang w:val="en-US"/>
+        </w:rPr>
+      </w:pPr>
+      <w:r>
+        <w:rPr>
+          <w:rFonts w:cs="Angsana New"/>
+          <w:szCs w:val="30"/>
+          <w:lang w:val="en-US"/>
+        </w:rPr>
+        <w:t xml:space="preserve">    </w:t>
+      </w:r>
+      <w:r>
+        <w:rPr>
+          <w:rFonts w:cs="Angsana New"/>
+          <w:szCs w:val="30"/>
+          <w:lang w:val="en-US"/>
+        </w:rPr>
+        <w:t>DD</w:t>
+      </w:r>
+      <w:r>
+        <w:rPr>
+          <w:rFonts w:cs="Angsana New"/>
+          <w:szCs w:val="30"/>
+          <w:lang w:val="en-US"/>
+        </w:rPr>
+        <w:t>-</w:t>
+      </w:r>
+      <w:r>
+        <w:rPr>
+          <w:rFonts w:cs="Angsana New"/>
+          <w:szCs w:val="30"/>
+          <w:lang w:val="en-US"/>
+        </w:rPr>
+        <w:t>MM</w:t>
+      </w:r>
+      <w:r>
+        <w:rPr>
+          <w:rFonts w:cs="Angsana New"/>
+          <w:szCs w:val="30"/>
+          <w:lang w:val="en-US"/>
+        </w:rPr>
+        <w:t>-</w:t>
+      </w:r>
+      <w:proofErr w:type="gramStart"/>
+      <w:r>
+        <w:rPr>
+          <w:rFonts w:cs="Angsana New"/>
+          <w:szCs w:val="30"/>
+          <w:lang w:val="en-US"/>
+        </w:rPr>
+        <w:t>YYYY ,</w:t>
+      </w:r>
+      <w:proofErr w:type="gramEnd"/>
+      <w:r>
+        <w:rPr>
+          <w:rFonts w:cs="Angsana New"/>
+          <w:szCs w:val="30"/>
+          <w:lang w:val="en-US"/>
+        </w:rPr>
+        <w:t xml:space="preserve">  D</w:t>
+      </w:r>
+      <w:r>
+        <w:rPr>
+          <w:rFonts w:cs="Angsana New"/>
+          <w:szCs w:val="30"/>
+          <w:lang w:val="en-US"/>
+        </w:rPr>
+        <w:t>-</w:t>
+      </w:r>
+      <w:r>
+        <w:rPr>
+          <w:rFonts w:cs="Angsana New"/>
+          <w:szCs w:val="30"/>
+          <w:lang w:val="en-US"/>
+        </w:rPr>
+        <w:t>M</w:t>
+      </w:r>
+      <w:r>
+        <w:rPr>
+          <w:rFonts w:cs="Angsana New"/>
+          <w:szCs w:val="30"/>
+          <w:lang w:val="en-US"/>
+        </w:rPr>
+        <w:t>-</w:t>
+      </w:r>
+      <w:proofErr w:type="gramStart"/>
+      <w:r>
+        <w:rPr>
+          <w:rFonts w:cs="Angsana New"/>
+          <w:szCs w:val="30"/>
+          <w:lang w:val="en-US"/>
+        </w:rPr>
+        <w:t>YYYY ,</w:t>
+      </w:r>
+      <w:proofErr w:type="gramEnd"/>
+      <w:r>
+        <w:rPr>
+          <w:rFonts w:cs="Angsana New"/>
+          <w:szCs w:val="30"/>
+          <w:lang w:val="en-US"/>
+        </w:rPr>
+        <w:t xml:space="preserve"> DD</w:t>
+      </w:r>
+      <w:r>
+        <w:rPr>
+          <w:rFonts w:cs="Angsana New"/>
+          <w:szCs w:val="30"/>
+          <w:lang w:val="en-US"/>
+        </w:rPr>
+        <w:t>-</w:t>
+      </w:r>
+      <w:r>
+        <w:rPr>
+          <w:rFonts w:cs="Angsana New"/>
+          <w:szCs w:val="30"/>
+          <w:lang w:val="en-US"/>
+        </w:rPr>
+        <w:t>M</w:t>
+      </w:r>
+      <w:r>
+        <w:rPr>
+          <w:rFonts w:cs="Angsana New"/>
+          <w:szCs w:val="30"/>
+          <w:lang w:val="en-US"/>
+        </w:rPr>
+        <w:t>-</w:t>
+      </w:r>
+      <w:r>
+        <w:rPr>
+          <w:rFonts w:cs="Angsana New"/>
+          <w:szCs w:val="30"/>
+          <w:lang w:val="en-US"/>
+        </w:rPr>
+        <w:t>YYYY, D</w:t>
+      </w:r>
+      <w:r>
+        <w:rPr>
+          <w:rFonts w:cs="Angsana New"/>
+          <w:szCs w:val="30"/>
+          <w:lang w:val="en-US"/>
+        </w:rPr>
+        <w:t>-</w:t>
+      </w:r>
+      <w:r>
+        <w:rPr>
+          <w:rFonts w:cs="Angsana New"/>
+          <w:szCs w:val="30"/>
+          <w:lang w:val="en-US"/>
+        </w:rPr>
+        <w:t>MM</w:t>
+      </w:r>
+      <w:r>
+        <w:rPr>
+          <w:rFonts w:cs="Angsana New"/>
+          <w:szCs w:val="30"/>
+          <w:lang w:val="en-US"/>
+        </w:rPr>
+        <w:t>-</w:t>
+      </w:r>
+      <w:r>
+        <w:rPr>
+          <w:rFonts w:cs="Angsana New"/>
+          <w:szCs w:val="30"/>
+          <w:lang w:val="en-US"/>
+        </w:rPr>
+        <w:t>YYYY</w:t>
+      </w:r>
+    </w:p>
+    <w:p>
+      <w:pPr>
+        <w:pStyle w:val="NormalWeb"/>
+        <w:spacing w:before="0" w:beforeAutospacing="0" w:after="0" w:afterAutospacing="0"/>
+        <w:rPr>
+          <w:lang w:val="en-US"/>
+        </w:rPr>
+      </w:pPr>
+    </w:p>
+    <w:tbl>
+      <w:tblPr>
+        <w:tblW w:w="0" w:type="auto"/>
+        <w:tblCellMar>
+          <w:left w:w="0" w:type="dxa"/>
+          <w:right w:w="0" w:type="dxa"/>
+        </w:tblCellMar>
+        <w:tblLook w:val="04A0" w:firstRow="1" w:lastRow="0" w:firstColumn="1" w:lastColumn="0" w:noHBand="0" w:noVBand="1"/>
+      </w:tblPr>
+      <w:tblGrid>
+        <w:gridCol w:w="4545"/>
+        <w:gridCol w:w="420"/>
+      </w:tblGrid>
+      <w:tr>
+        <w:trPr>
+          <w:trHeight w:val="165"/>
+        </w:trPr>
+        <w:tc>
+          <w:tcPr>
+            <w:tcW w:w="4545" w:type="dxa"/>
+            <w:tcBorders>
+              <w:top w:val="single" w:sz="6" w:space="0" w:color="000000"/>
+              <w:left w:val="single" w:sz="6" w:space="0" w:color="000000"/>
+              <w:bottom w:val="single" w:sz="6" w:space="0" w:color="000000"/>
+              <w:right w:val="single" w:sz="6" w:space="0" w:color="000000"/>
+            </w:tcBorders>
+            <w:shd w:val="clear" w:color="auto" w:fill="B0B3B2"/>
+            <w:tcMar>
+              <w:top w:w="60" w:type="dxa"/>
+              <w:left w:w="60" w:type="dxa"/>
+              <w:bottom w:w="60" w:type="dxa"/>
+              <w:right w:w="60" w:type="dxa"/>
+            </w:tcMar>
+            <w:hideMark/>
+          </w:tcPr>
+          <w:p>
+            <w:pPr>
+              <w:spacing w:after="0" w:line="240" w:lineRule="auto"/>
+              <w:rPr>
+                <w:rFonts w:ascii="Times New Roman" w:eastAsia="Times New Roman" w:hAnsi="Times New Roman" w:cs="Times New Roman"/>
+                <w:kern w:val="0"/>
+                <w:szCs w:val="24"/>
+                <w14:ligatures w14:val="none"/>
+              </w:rPr>
+            </w:pPr>
+            <w:r>
+              <w:rPr>
+                <w:rFonts w:ascii="Angsana New" w:eastAsia="Times New Roman" w:hAnsi="Angsana New" w:hint="cs"/>
+                <w:b/>
+                <w:bCs/>
+                <w:color w:val="000000"/>
+                <w:kern w:val="0"/>
+                <w:sz w:val="15"/>
+                <w:szCs w:val="15"/>
+                <w:cs/>
+                <w14:ligatures w14:val="none"/>
+              </w:rPr>
+              <w:t>ฟีเจอร์</w:t>
+            </w:r>
+          </w:p>
+        </w:tc>
+        <w:tc>
+          <w:tcPr>
+            <w:tcW w:w="420" w:type="dxa"/>
+            <w:tcBorders>
+              <w:top w:val="single" w:sz="6" w:space="0" w:color="000000"/>
+              <w:left w:val="single" w:sz="6" w:space="0" w:color="000000"/>
+              <w:bottom w:val="single" w:sz="6" w:space="0" w:color="000000"/>
+              <w:right w:val="single" w:sz="6" w:space="0" w:color="000000"/>
+            </w:tcBorders>
+            <w:shd w:val="clear" w:color="auto" w:fill="B0B3B2"/>
+            <w:tcMar>
+              <w:top w:w="60" w:type="dxa"/>
+              <w:left w:w="60" w:type="dxa"/>
+              <w:bottom w:w="60" w:type="dxa"/>
+              <w:right w:w="60" w:type="dxa"/>
+            </w:tcMar>
+            <w:hideMark/>
+          </w:tcPr>
+          <w:p>
+            <w:pPr>
+              <w:spacing w:after="0" w:line="240" w:lineRule="auto"/>
+              <w:rPr>
+                <w:rFonts w:ascii="Times New Roman" w:eastAsia="Times New Roman" w:hAnsi="Times New Roman" w:cs="Times New Roman"/>
+                <w:kern w:val="0"/>
+                <w:szCs w:val="24"/>
+                <w14:ligatures w14:val="none"/>
+              </w:rPr>
+            </w:pPr>
+            <w:r>
+              <w:rPr>
+                <w:rFonts w:ascii="Angsana New" w:eastAsia="Times New Roman" w:hAnsi="Angsana New" w:hint="cs"/>
+                <w:b/>
+                <w:bCs/>
+                <w:color w:val="000000"/>
+                <w:kern w:val="0"/>
+                <w:sz w:val="15"/>
+                <w:szCs w:val="15"/>
+                <w:cs/>
+                <w14:ligatures w14:val="none"/>
+              </w:rPr>
+              <w:t>สถานะ</w:t>
+            </w:r>
+          </w:p>
+        </w:tc>
+      </w:tr>
+      <w:tr>
+        <w:trPr>
+          <w:trHeight w:val="180"/>
+        </w:trPr>
+        <w:tc>
+          <w:tcPr>
+            <w:tcW w:w="4545" w:type="dxa"/>
+            <w:tcBorders>
+              <w:top w:val="single" w:sz="6" w:space="0" w:color="000000"/>
+              <w:left w:val="single" w:sz="6" w:space="0" w:color="000000"/>
+              <w:bottom w:val="single" w:sz="6" w:space="0" w:color="000000"/>
+              <w:right w:val="single" w:sz="6" w:space="0" w:color="000000"/>
+            </w:tcBorders>
+            <w:shd w:val="clear" w:color="auto" w:fill="D4D4D4"/>
+            <w:tcMar>
+              <w:top w:w="60" w:type="dxa"/>
+              <w:left w:w="60" w:type="dxa"/>
+              <w:bottom w:w="60" w:type="dxa"/>
+              <w:right w:w="60" w:type="dxa"/>
+            </w:tcMar>
+            <w:hideMark/>
+          </w:tcPr>
+          <w:p>
+            <w:pPr>
+              <w:spacing w:after="0" w:line="240" w:lineRule="auto"/>
+              <w:rPr>
+                <w:rFonts w:ascii="Times New Roman" w:eastAsia="Times New Roman" w:hAnsi="Times New Roman" w:cs="Times New Roman"/>
+                <w:kern w:val="0"/>
+                <w:szCs w:val="24"/>
+                <w14:ligatures w14:val="none"/>
+              </w:rPr>
+            </w:pPr>
+            <w:r>
+              <w:rPr>
+                <w:rFonts w:ascii="Apple Color Emoji" w:eastAsia="Times New Roman" w:hAnsi="Apple Color Emoji" w:cs="Times New Roman"/>
+                <w:color w:val="000000"/>
+                <w:kern w:val="0"/>
+                <w:sz w:val="15"/>
+                <w:szCs w:val="15"/>
+                <w14:ligatures w14:val="none"/>
+              </w:rPr>
+              <w:t>📥</w:t>
+            </w:r>
+            <w:r>
+              <w:rPr>
+                <w:rFonts w:ascii="Helvetica Neue" w:eastAsia="Times New Roman" w:hAnsi="Helvetica Neue" w:cs="Times New Roman"/>
+                <w:b/>
+                <w:bCs/>
+                <w:color w:val="000000"/>
+                <w:kern w:val="0"/>
+                <w:sz w:val="15"/>
+                <w:szCs w:val="15"/>
+                <w14:ligatures w14:val="none"/>
+              </w:rPr>
+              <w:t xml:space="preserve"> </w:t>
+            </w:r>
+            <w:proofErr w:type="spellStart"/>
+            <w:r>
+              <w:rPr>
+                <w:rFonts w:ascii="Angsana New" w:eastAsia="Times New Roman" w:hAnsi="Angsana New" w:hint="cs"/>
+                <w:b/>
+                <w:bCs/>
+                <w:color w:val="000000"/>
+                <w:kern w:val="0"/>
+                <w:sz w:val="15"/>
+                <w:szCs w:val="15"/>
+                <w:cs/>
+                <w14:ligatures w14:val="none"/>
+              </w:rPr>
+              <w:t>อัปโห</w:t>
+            </w:r>
+            <w:proofErr w:type="spellEnd"/>
+            <w:r>
+              <w:rPr>
+                <w:rFonts w:ascii="Angsana New" w:eastAsia="Times New Roman" w:hAnsi="Angsana New" w:hint="cs"/>
+                <w:b/>
+                <w:bCs/>
+                <w:color w:val="000000"/>
+                <w:kern w:val="0"/>
+                <w:sz w:val="15"/>
+                <w:szCs w:val="15"/>
+                <w:cs/>
+                <w14:ligatures w14:val="none"/>
+              </w:rPr>
+              <w:t>ลดไฟล์</w:t>
+            </w:r>
+            <w:r>
+              <w:rPr>
+                <w:rFonts w:ascii="Helvetica Neue" w:eastAsia="Times New Roman" w:hAnsi="Helvetica Neue" w:cs="Times New Roman"/>
+                <w:b/>
+                <w:bCs/>
+                <w:color w:val="000000"/>
+                <w:kern w:val="0"/>
+                <w:sz w:val="15"/>
+                <w:szCs w:val="15"/>
+                <w14:ligatures w14:val="none"/>
+              </w:rPr>
+              <w:t xml:space="preserve"> Excel (.xlsx/.xls)</w:t>
+            </w:r>
+          </w:p>
+        </w:tc>
+        <w:tc>
+          <w:tcPr>
+            <w:tcW w:w="420" w:type="dxa"/>
+            <w:tcBorders>
+              <w:top w:val="single" w:sz="6" w:space="0" w:color="000000"/>
+              <w:left w:val="single" w:sz="6" w:space="0" w:color="000000"/>
+              <w:bottom w:val="single" w:sz="6" w:space="0" w:color="000000"/>
+              <w:right w:val="single" w:sz="6" w:space="0" w:color="000000"/>
+            </w:tcBorders>
+            <w:tcMar>
+              <w:top w:w="60" w:type="dxa"/>
+              <w:left w:w="60" w:type="dxa"/>
+              <w:bottom w:w="60" w:type="dxa"/>
+              <w:right w:w="60" w:type="dxa"/>
+            </w:tcMar>
+            <w:hideMark/>
+          </w:tcPr>
+          <w:p>
+            <w:pPr>
+              <w:spacing w:after="0" w:line="240" w:lineRule="auto"/>
+              <w:rPr>
+                <w:rFonts w:ascii="Times New Roman" w:eastAsia="Times New Roman" w:hAnsi="Times New Roman" w:cs="Times New Roman"/>
+                <w:kern w:val="0"/>
+                <w:szCs w:val="24"/>
+                <w14:ligatures w14:val="none"/>
+              </w:rPr>
+            </w:pPr>
+            <w:r>
+              <w:rPr>
+                <w:rFonts w:ascii="Apple Color Emoji" w:eastAsia="Times New Roman" w:hAnsi="Apple Color Emoji" w:cs="Times New Roman"/>
+                <w:color w:val="000000"/>
+                <w:kern w:val="0"/>
+                <w:sz w:val="15"/>
+                <w:szCs w:val="15"/>
+                <w14:ligatures w14:val="none"/>
+              </w:rPr>
+              <w:t>✅</w:t>
+            </w:r>
+          </w:p>
+        </w:tc>
+      </w:tr>
+      <w:tr>
+        <w:trPr>
+          <w:trHeight w:val="165"/>
+        </w:trPr>
+        <w:tc>
+          <w:tcPr>
+            <w:tcW w:w="4545" w:type="dxa"/>
+            <w:tcBorders>
+              <w:top w:val="single" w:sz="6" w:space="0" w:color="000000"/>
+              <w:left w:val="single" w:sz="6" w:space="0" w:color="000000"/>
+              <w:bottom w:val="single" w:sz="6" w:space="0" w:color="000000"/>
+              <w:right w:val="single" w:sz="6" w:space="0" w:color="000000"/>
+            </w:tcBorders>
+            <w:shd w:val="clear" w:color="auto" w:fill="D4D4D4"/>
+            <w:tcMar>
+              <w:top w:w="60" w:type="dxa"/>
+              <w:left w:w="60" w:type="dxa"/>
+              <w:bottom w:w="60" w:type="dxa"/>
+              <w:right w:w="60" w:type="dxa"/>
+            </w:tcMar>
+            <w:hideMark/>
+          </w:tcPr>
+          <w:p>
+            <w:pPr>
+              <w:spacing w:after="0" w:line="240" w:lineRule="auto"/>
+              <w:rPr>
+                <w:rFonts w:ascii="Times New Roman" w:eastAsia="Times New Roman" w:hAnsi="Times New Roman" w:cs="Times New Roman"/>
+                <w:kern w:val="0"/>
+                <w:szCs w:val="24"/>
+                <w14:ligatures w14:val="none"/>
+              </w:rPr>
+            </w:pPr>
+            <w:r>
+              <w:rPr>
+                <w:rFonts w:ascii="Apple Color Emoji" w:eastAsia="Times New Roman" w:hAnsi="Apple Color Emoji" w:cs="Times New Roman"/>
+                <w:color w:val="000000"/>
+                <w:kern w:val="0"/>
+                <w:sz w:val="15"/>
+                <w:szCs w:val="15"/>
+                <w14:ligatures w14:val="none"/>
+              </w:rPr>
+              <w:t>🔗</w:t>
+            </w:r>
+            <w:r>
+              <w:rPr>
+                <w:rFonts w:ascii="Helvetica Neue" w:eastAsia="Times New Roman" w:hAnsi="Helvetica Neue" w:cs="Times New Roman"/>
+                <w:b/>
+                <w:bCs/>
+                <w:color w:val="000000"/>
+                <w:kern w:val="0"/>
+                <w:sz w:val="15"/>
+                <w:szCs w:val="15"/>
+                <w14:ligatures w14:val="none"/>
+              </w:rPr>
+              <w:t xml:space="preserve"> </w:t>
+            </w:r>
+            <w:r>
+              <w:rPr>
+                <w:rFonts w:ascii="Angsana New" w:eastAsia="Times New Roman" w:hAnsi="Angsana New" w:hint="cs"/>
+                <w:b/>
+                <w:bCs/>
+                <w:color w:val="000000"/>
+                <w:kern w:val="0"/>
+                <w:sz w:val="15"/>
+                <w:szCs w:val="15"/>
+                <w:cs/>
+                <w14:ligatures w14:val="none"/>
+              </w:rPr>
+              <w:t>จับคู่คอลัมน์อัตโนมัติ</w:t>
+            </w:r>
+            <w:r>
+              <w:rPr>
+                <w:rFonts w:ascii="Helvetica Neue" w:eastAsia="Times New Roman" w:hAnsi="Helvetica Neue" w:cs="Times New Roman"/>
+                <w:b/>
+                <w:bCs/>
+                <w:color w:val="000000"/>
+                <w:kern w:val="0"/>
+                <w:sz w:val="15"/>
+                <w:szCs w:val="15"/>
+                <w14:ligatures w14:val="none"/>
+              </w:rPr>
+              <w:t xml:space="preserve"> + </w:t>
+            </w:r>
+            <w:r>
+              <w:rPr>
+                <w:rFonts w:ascii="Angsana New" w:eastAsia="Times New Roman" w:hAnsi="Angsana New" w:hint="cs"/>
+                <w:b/>
+                <w:bCs/>
+                <w:color w:val="000000"/>
+                <w:kern w:val="0"/>
+                <w:sz w:val="15"/>
+                <w:szCs w:val="15"/>
+                <w:cs/>
+                <w14:ligatures w14:val="none"/>
+              </w:rPr>
+              <w:t>แก้ไขได้</w:t>
+            </w:r>
+          </w:p>
+        </w:tc>
+        <w:tc>
+          <w:tcPr>
+            <w:tcW w:w="420" w:type="dxa"/>
+            <w:tcBorders>
+              <w:top w:val="single" w:sz="6" w:space="0" w:color="000000"/>
+              <w:left w:val="single" w:sz="6" w:space="0" w:color="000000"/>
+              <w:bottom w:val="single" w:sz="6" w:space="0" w:color="000000"/>
+              <w:right w:val="single" w:sz="6" w:space="0" w:color="000000"/>
+            </w:tcBorders>
+            <w:tcMar>
+              <w:top w:w="60" w:type="dxa"/>
+              <w:left w:w="60" w:type="dxa"/>
+              <w:bottom w:w="60" w:type="dxa"/>
+              <w:right w:w="60" w:type="dxa"/>
+            </w:tcMar>
+            <w:hideMark/>
+          </w:tcPr>
+          <w:p>
+            <w:pPr>
+              <w:spacing w:after="0" w:line="240" w:lineRule="auto"/>
+              <w:rPr>
+                <w:rFonts w:ascii="Times New Roman" w:eastAsia="Times New Roman" w:hAnsi="Times New Roman" w:cs="Times New Roman"/>
+                <w:kern w:val="0"/>
+                <w:szCs w:val="24"/>
+                <w14:ligatures w14:val="none"/>
+              </w:rPr>
+            </w:pPr>
+            <w:r>
+              <w:rPr>
+                <w:rFonts w:ascii="Apple Color Emoji" w:eastAsia="Times New Roman" w:hAnsi="Apple Color Emoji" w:cs="Times New Roman"/>
+                <w:color w:val="000000"/>
+                <w:kern w:val="0"/>
+                <w:sz w:val="15"/>
+                <w:szCs w:val="15"/>
+                <w14:ligatures w14:val="none"/>
+              </w:rPr>
+              <w:t>✅</w:t>
+            </w:r>
+          </w:p>
+        </w:tc>
+      </w:tr>
+      <w:tr>
+        <w:trPr>
+          <w:trHeight w:val="165"/>
+        </w:trPr>
+        <w:tc>
+          <w:tcPr>
+            <w:tcW w:w="4545" w:type="dxa"/>
+            <w:tcBorders>
+              <w:top w:val="single" w:sz="6" w:space="0" w:color="000000"/>
+              <w:left w:val="single" w:sz="6" w:space="0" w:color="000000"/>
+              <w:bottom w:val="single" w:sz="6" w:space="0" w:color="000000"/>
+              <w:right w:val="single" w:sz="6" w:space="0" w:color="000000"/>
+            </w:tcBorders>
+            <w:shd w:val="clear" w:color="auto" w:fill="D4D4D4"/>
+            <w:tcMar>
+              <w:top w:w="60" w:type="dxa"/>
+              <w:left w:w="60" w:type="dxa"/>
+              <w:bottom w:w="60" w:type="dxa"/>
+              <w:right w:w="60" w:type="dxa"/>
+            </w:tcMar>
+            <w:hideMark/>
+          </w:tcPr>
+          <w:p>
+            <w:pPr>
+              <w:spacing w:after="0" w:line="240" w:lineRule="auto"/>
+              <w:rPr>
+                <w:rFonts w:ascii="Times New Roman" w:eastAsia="Times New Roman" w:hAnsi="Times New Roman" w:cs="Times New Roman"/>
+                <w:kern w:val="0"/>
+                <w:szCs w:val="24"/>
+                <w14:ligatures w14:val="none"/>
+              </w:rPr>
+            </w:pPr>
+            <w:r>
+              <w:rPr>
+                <w:rFonts w:ascii="Apple Color Emoji" w:eastAsia="Times New Roman" w:hAnsi="Apple Color Emoji" w:cs="Times New Roman"/>
+                <w:color w:val="000000"/>
+                <w:kern w:val="0"/>
+                <w:sz w:val="15"/>
+                <w:szCs w:val="15"/>
+                <w14:ligatures w14:val="none"/>
+              </w:rPr>
+              <w:t>🎨</w:t>
+            </w:r>
+            <w:r>
+              <w:rPr>
+                <w:rFonts w:ascii="Helvetica Neue" w:eastAsia="Times New Roman" w:hAnsi="Helvetica Neue" w:cs="Times New Roman"/>
+                <w:b/>
+                <w:bCs/>
+                <w:color w:val="000000"/>
+                <w:kern w:val="0"/>
+                <w:sz w:val="15"/>
+                <w:szCs w:val="15"/>
+                <w14:ligatures w14:val="none"/>
+              </w:rPr>
+              <w:t xml:space="preserve"> </w:t>
+            </w:r>
+            <w:r>
+              <w:rPr>
+                <w:rFonts w:ascii="Angsana New" w:eastAsia="Times New Roman" w:hAnsi="Angsana New" w:hint="cs"/>
+                <w:b/>
+                <w:bCs/>
+                <w:color w:val="000000"/>
+                <w:kern w:val="0"/>
+                <w:sz w:val="15"/>
+                <w:szCs w:val="15"/>
+                <w:cs/>
+                <w14:ligatures w14:val="none"/>
+              </w:rPr>
+              <w:t>สีเขียว</w:t>
+            </w:r>
+            <w:r>
+              <w:rPr>
+                <w:rFonts w:ascii="Helvetica Neue" w:eastAsia="Times New Roman" w:hAnsi="Helvetica Neue" w:cs="Times New Roman"/>
+                <w:b/>
+                <w:bCs/>
+                <w:color w:val="000000"/>
+                <w:kern w:val="0"/>
+                <w:sz w:val="15"/>
+                <w:szCs w:val="15"/>
+                <w14:ligatures w14:val="none"/>
+              </w:rPr>
+              <w:t>=</w:t>
+            </w:r>
+            <w:r>
+              <w:rPr>
+                <w:rFonts w:ascii="Angsana New" w:eastAsia="Times New Roman" w:hAnsi="Angsana New" w:hint="cs"/>
+                <w:b/>
+                <w:bCs/>
+                <w:color w:val="000000"/>
+                <w:kern w:val="0"/>
+                <w:sz w:val="15"/>
+                <w:szCs w:val="15"/>
+                <w:cs/>
+                <w14:ligatures w14:val="none"/>
+              </w:rPr>
+              <w:t>จับคู่แล้ว</w:t>
+            </w:r>
+            <w:r>
+              <w:rPr>
+                <w:rFonts w:ascii="Helvetica Neue" w:eastAsia="Times New Roman" w:hAnsi="Helvetica Neue" w:cs="Times New Roman"/>
+                <w:b/>
+                <w:bCs/>
+                <w:color w:val="000000"/>
+                <w:kern w:val="0"/>
+                <w:sz w:val="15"/>
+                <w:szCs w:val="15"/>
+                <w14:ligatures w14:val="none"/>
+              </w:rPr>
+              <w:t xml:space="preserve"> / </w:t>
+            </w:r>
+            <w:r>
+              <w:rPr>
+                <w:rFonts w:ascii="Angsana New" w:eastAsia="Times New Roman" w:hAnsi="Angsana New" w:hint="cs"/>
+                <w:b/>
+                <w:bCs/>
+                <w:color w:val="000000"/>
+                <w:kern w:val="0"/>
+                <w:sz w:val="15"/>
+                <w:szCs w:val="15"/>
+                <w:cs/>
+                <w14:ligatures w14:val="none"/>
+              </w:rPr>
+              <w:t>เทา</w:t>
+            </w:r>
+            <w:r>
+              <w:rPr>
+                <w:rFonts w:ascii="Helvetica Neue" w:eastAsia="Times New Roman" w:hAnsi="Helvetica Neue" w:cs="Times New Roman"/>
+                <w:b/>
+                <w:bCs/>
+                <w:color w:val="000000"/>
+                <w:kern w:val="0"/>
+                <w:sz w:val="15"/>
+                <w:szCs w:val="15"/>
+                <w14:ligatures w14:val="none"/>
+              </w:rPr>
+              <w:t>=</w:t>
+            </w:r>
+            <w:r>
+              <w:rPr>
+                <w:rFonts w:ascii="Angsana New" w:eastAsia="Times New Roman" w:hAnsi="Angsana New" w:hint="cs"/>
+                <w:b/>
+                <w:bCs/>
+                <w:color w:val="000000"/>
+                <w:kern w:val="0"/>
+                <w:sz w:val="15"/>
+                <w:szCs w:val="15"/>
+                <w:cs/>
+                <w14:ligatures w14:val="none"/>
+              </w:rPr>
+              <w:t>ยังไม่ได้จับคู่</w:t>
+            </w:r>
+          </w:p>
+        </w:tc>
+        <w:tc>
+          <w:tcPr>
+            <w:tcW w:w="420" w:type="dxa"/>
+            <w:tcBorders>
+              <w:top w:val="single" w:sz="6" w:space="0" w:color="000000"/>
+              <w:left w:val="single" w:sz="6" w:space="0" w:color="000000"/>
+              <w:bottom w:val="single" w:sz="6" w:space="0" w:color="000000"/>
+              <w:right w:val="single" w:sz="6" w:space="0" w:color="000000"/>
+            </w:tcBorders>
+            <w:tcMar>
+              <w:top w:w="60" w:type="dxa"/>
+              <w:left w:w="60" w:type="dxa"/>
+              <w:bottom w:w="60" w:type="dxa"/>
+              <w:right w:w="60" w:type="dxa"/>
+            </w:tcMar>
+            <w:hideMark/>
+          </w:tcPr>
+          <w:p>
+            <w:pPr>
+              <w:spacing w:after="0" w:line="240" w:lineRule="auto"/>
+              <w:rPr>
+                <w:rFonts w:ascii="Times New Roman" w:eastAsia="Times New Roman" w:hAnsi="Times New Roman" w:cs="Times New Roman"/>
+                <w:kern w:val="0"/>
+                <w:szCs w:val="24"/>
+                <w14:ligatures w14:val="none"/>
+              </w:rPr>
+            </w:pPr>
+            <w:r>
+              <w:rPr>
+                <w:rFonts w:ascii="Apple Color Emoji" w:eastAsia="Times New Roman" w:hAnsi="Apple Color Emoji" w:cs="Times New Roman"/>
+                <w:color w:val="000000"/>
+                <w:kern w:val="0"/>
+                <w:sz w:val="15"/>
+                <w:szCs w:val="15"/>
+                <w14:ligatures w14:val="none"/>
+              </w:rPr>
+              <w:t>✅</w:t>
+            </w:r>
+          </w:p>
+        </w:tc>
+      </w:tr>
+      <w:tr>
+        <w:trPr>
+          <w:trHeight w:val="165"/>
+        </w:trPr>
+        <w:tc>
+          <w:tcPr>
+            <w:tcW w:w="4545" w:type="dxa"/>
+            <w:tcBorders>
+              <w:top w:val="single" w:sz="6" w:space="0" w:color="000000"/>
+              <w:left w:val="single" w:sz="6" w:space="0" w:color="000000"/>
+              <w:bottom w:val="single" w:sz="6" w:space="0" w:color="000000"/>
+              <w:right w:val="single" w:sz="6" w:space="0" w:color="000000"/>
+            </w:tcBorders>
+            <w:shd w:val="clear" w:color="auto" w:fill="D4D4D4"/>
+            <w:tcMar>
+              <w:top w:w="60" w:type="dxa"/>
+              <w:left w:w="60" w:type="dxa"/>
+              <w:bottom w:w="60" w:type="dxa"/>
+              <w:right w:w="60" w:type="dxa"/>
+            </w:tcMar>
+            <w:hideMark/>
+          </w:tcPr>
+          <w:p>
+            <w:pPr>
+              <w:spacing w:after="0" w:line="240" w:lineRule="auto"/>
+              <w:rPr>
+                <w:rFonts w:ascii="Times New Roman" w:eastAsia="Times New Roman" w:hAnsi="Times New Roman" w:cs="Times New Roman"/>
+                <w:kern w:val="0"/>
+                <w:szCs w:val="24"/>
+                <w14:ligatures w14:val="none"/>
+              </w:rPr>
+            </w:pPr>
+            <w:r>
+              <w:rPr>
+                <w:rFonts w:ascii="Apple Color Emoji" w:eastAsia="Times New Roman" w:hAnsi="Apple Color Emoji" w:cs="Times New Roman"/>
+                <w:color w:val="000000"/>
+                <w:kern w:val="0"/>
+                <w:sz w:val="15"/>
+                <w:szCs w:val="15"/>
+                <w14:ligatures w14:val="none"/>
+              </w:rPr>
+              <w:t>👁️</w:t>
+            </w:r>
+            <w:r>
+              <w:rPr>
+                <w:rFonts w:ascii="Helvetica Neue" w:eastAsia="Times New Roman" w:hAnsi="Helvetica Neue" w:cs="Times New Roman"/>
+                <w:b/>
+                <w:bCs/>
+                <w:color w:val="000000"/>
+                <w:kern w:val="0"/>
+                <w:sz w:val="15"/>
+                <w:szCs w:val="15"/>
+                <w14:ligatures w14:val="none"/>
+              </w:rPr>
+              <w:t xml:space="preserve"> Preview </w:t>
+            </w:r>
+            <w:r>
+              <w:rPr>
+                <w:rFonts w:ascii="Angsana New" w:eastAsia="Times New Roman" w:hAnsi="Angsana New" w:hint="cs"/>
+                <w:b/>
+                <w:bCs/>
+                <w:color w:val="000000"/>
+                <w:kern w:val="0"/>
+                <w:sz w:val="15"/>
+                <w:szCs w:val="15"/>
+                <w:cs/>
+                <w14:ligatures w14:val="none"/>
+              </w:rPr>
+              <w:t>ตารางพร้อมแก้ไข</w:t>
+            </w:r>
+            <w:r>
+              <w:rPr>
+                <w:rFonts w:ascii="Helvetica Neue" w:eastAsia="Times New Roman" w:hAnsi="Helvetica Neue" w:cs="Times New Roman"/>
+                <w:b/>
+                <w:bCs/>
+                <w:color w:val="000000"/>
+                <w:kern w:val="0"/>
+                <w:sz w:val="15"/>
+                <w:szCs w:val="15"/>
+                <w14:ligatures w14:val="none"/>
+              </w:rPr>
+              <w:t xml:space="preserve"> Inline</w:t>
+            </w:r>
+          </w:p>
+        </w:tc>
+        <w:tc>
+          <w:tcPr>
+            <w:tcW w:w="420" w:type="dxa"/>
+            <w:tcBorders>
+              <w:top w:val="single" w:sz="6" w:space="0" w:color="000000"/>
+              <w:left w:val="single" w:sz="6" w:space="0" w:color="000000"/>
+              <w:bottom w:val="single" w:sz="6" w:space="0" w:color="000000"/>
+              <w:right w:val="single" w:sz="6" w:space="0" w:color="000000"/>
+            </w:tcBorders>
+            <w:tcMar>
+              <w:top w:w="60" w:type="dxa"/>
+              <w:left w:w="60" w:type="dxa"/>
+              <w:bottom w:w="60" w:type="dxa"/>
+              <w:right w:w="60" w:type="dxa"/>
+            </w:tcMar>
+            <w:hideMark/>
+          </w:tcPr>
+          <w:p>
+            <w:pPr>
+              <w:spacing w:after="0" w:line="240" w:lineRule="auto"/>
+              <w:rPr>
+                <w:rFonts w:ascii="Times New Roman" w:eastAsia="Times New Roman" w:hAnsi="Times New Roman" w:cs="Times New Roman"/>
+                <w:kern w:val="0"/>
+                <w:szCs w:val="24"/>
+                <w14:ligatures w14:val="none"/>
+              </w:rPr>
+            </w:pPr>
+            <w:r>
+              <w:rPr>
+                <w:rFonts w:ascii="Apple Color Emoji" w:eastAsia="Times New Roman" w:hAnsi="Apple Color Emoji" w:cs="Times New Roman"/>
+                <w:color w:val="000000"/>
+                <w:kern w:val="0"/>
+                <w:sz w:val="15"/>
+                <w:szCs w:val="15"/>
+                <w14:ligatures w14:val="none"/>
+              </w:rPr>
+              <w:t>✅</w:t>
+            </w:r>
+          </w:p>
+        </w:tc>
+      </w:tr>
+      <w:tr>
+        <w:trPr>
+          <w:trHeight w:val="165"/>
+        </w:trPr>
+        <w:tc>
+          <w:tcPr>
+            <w:tcW w:w="4545" w:type="dxa"/>
+            <w:tcBorders>
+              <w:top w:val="single" w:sz="6" w:space="0" w:color="000000"/>
+              <w:left w:val="single" w:sz="6" w:space="0" w:color="000000"/>
+              <w:bottom w:val="single" w:sz="6" w:space="0" w:color="000000"/>
+              <w:right w:val="single" w:sz="6" w:space="0" w:color="000000"/>
+            </w:tcBorders>
+            <w:shd w:val="clear" w:color="auto" w:fill="D4D4D4"/>
+            <w:tcMar>
+              <w:top w:w="60" w:type="dxa"/>
+              <w:left w:w="60" w:type="dxa"/>
+              <w:bottom w:w="60" w:type="dxa"/>
+              <w:right w:w="60" w:type="dxa"/>
+            </w:tcMar>
+            <w:hideMark/>
+          </w:tcPr>
+          <w:p>
+            <w:pPr>
+              <w:spacing w:after="0" w:line="240" w:lineRule="auto"/>
+              <w:rPr>
+                <w:rFonts w:ascii="Times New Roman" w:eastAsia="Times New Roman" w:hAnsi="Times New Roman" w:cs="Times New Roman"/>
+                <w:kern w:val="0"/>
+                <w:szCs w:val="24"/>
+                <w14:ligatures w14:val="none"/>
+              </w:rPr>
+            </w:pPr>
+            <w:r>
+              <w:rPr>
+                <w:rFonts w:ascii="Apple Color Emoji" w:eastAsia="Times New Roman" w:hAnsi="Apple Color Emoji" w:cs="Times New Roman"/>
+                <w:color w:val="000000"/>
+                <w:kern w:val="0"/>
+                <w:sz w:val="15"/>
+                <w:szCs w:val="15"/>
+                <w14:ligatures w14:val="none"/>
+              </w:rPr>
+              <w:t>🔐</w:t>
+            </w:r>
+            <w:r>
+              <w:rPr>
+                <w:rFonts w:ascii="Helvetica Neue" w:eastAsia="Times New Roman" w:hAnsi="Helvetica Neue" w:cs="Times New Roman"/>
+                <w:b/>
+                <w:bCs/>
+                <w:color w:val="000000"/>
+                <w:kern w:val="0"/>
+                <w:sz w:val="15"/>
+                <w:szCs w:val="15"/>
+                <w14:ligatures w14:val="none"/>
+              </w:rPr>
+              <w:t xml:space="preserve"> Validation </w:t>
+            </w:r>
+            <w:r>
+              <w:rPr>
+                <w:rFonts w:ascii="Angsana New" w:eastAsia="Times New Roman" w:hAnsi="Angsana New" w:hint="cs"/>
+                <w:b/>
+                <w:bCs/>
+                <w:color w:val="000000"/>
+                <w:kern w:val="0"/>
+                <w:sz w:val="15"/>
+                <w:szCs w:val="15"/>
+                <w:cs/>
+                <w14:ligatures w14:val="none"/>
+              </w:rPr>
+              <w:t>เข้มงวด</w:t>
+            </w:r>
+            <w:r>
+              <w:rPr>
+                <w:rFonts w:ascii="Helvetica Neue" w:eastAsia="Times New Roman" w:hAnsi="Helvetica Neue" w:cs="Times New Roman"/>
+                <w:b/>
+                <w:bCs/>
+                <w:color w:val="000000"/>
+                <w:kern w:val="0"/>
+                <w:sz w:val="15"/>
+                <w:szCs w:val="15"/>
+                <w14:ligatures w14:val="none"/>
+              </w:rPr>
+              <w:t xml:space="preserve"> (</w:t>
+            </w:r>
+            <w:r>
+              <w:rPr>
+                <w:rFonts w:ascii="Angsana New" w:eastAsia="Times New Roman" w:hAnsi="Angsana New" w:hint="cs"/>
+                <w:b/>
+                <w:bCs/>
+                <w:color w:val="000000"/>
+                <w:kern w:val="0"/>
+                <w:sz w:val="15"/>
+                <w:szCs w:val="15"/>
+                <w:cs/>
+                <w14:ligatures w14:val="none"/>
+              </w:rPr>
+              <w:t>บัตร</w:t>
+            </w:r>
+            <w:r>
+              <w:rPr>
+                <w:rFonts w:ascii="Helvetica Neue" w:eastAsia="Times New Roman" w:hAnsi="Helvetica Neue" w:cs="Times New Roman"/>
+                <w:b/>
+                <w:bCs/>
+                <w:color w:val="000000"/>
+                <w:kern w:val="0"/>
+                <w:sz w:val="15"/>
+                <w:szCs w:val="15"/>
+                <w14:ligatures w14:val="none"/>
+              </w:rPr>
+              <w:t xml:space="preserve"> </w:t>
+            </w:r>
+            <w:proofErr w:type="spellStart"/>
+            <w:r>
+              <w:rPr>
+                <w:rFonts w:ascii="Angsana New" w:eastAsia="Times New Roman" w:hAnsi="Angsana New" w:hint="cs"/>
+                <w:b/>
+                <w:bCs/>
+                <w:color w:val="000000"/>
+                <w:kern w:val="0"/>
+                <w:sz w:val="15"/>
+                <w:szCs w:val="15"/>
+                <w:cs/>
+                <w14:ligatures w14:val="none"/>
+              </w:rPr>
+              <w:t>ปชช</w:t>
+            </w:r>
+            <w:proofErr w:type="spellEnd"/>
+            <w:r>
+              <w:rPr>
+                <w:rFonts w:ascii="Helvetica Neue" w:eastAsia="Times New Roman" w:hAnsi="Helvetica Neue" w:cs="Times New Roman"/>
+                <w:b/>
+                <w:bCs/>
+                <w:color w:val="000000"/>
+                <w:kern w:val="0"/>
+                <w:sz w:val="15"/>
+                <w:szCs w:val="15"/>
+                <w14:ligatures w14:val="none"/>
+              </w:rPr>
+              <w:t xml:space="preserve">., </w:t>
+            </w:r>
+            <w:r>
+              <w:rPr>
+                <w:rFonts w:ascii="Angsana New" w:eastAsia="Times New Roman" w:hAnsi="Angsana New" w:hint="cs"/>
+                <w:b/>
+                <w:bCs/>
+                <w:color w:val="000000"/>
+                <w:kern w:val="0"/>
+                <w:sz w:val="15"/>
+                <w:szCs w:val="15"/>
+                <w:cs/>
+                <w14:ligatures w14:val="none"/>
+              </w:rPr>
+              <w:t>วันที่</w:t>
+            </w:r>
+            <w:r>
+              <w:rPr>
+                <w:rFonts w:ascii="Helvetica Neue" w:eastAsia="Times New Roman" w:hAnsi="Helvetica Neue" w:cs="Times New Roman"/>
+                <w:b/>
+                <w:bCs/>
+                <w:color w:val="000000"/>
+                <w:kern w:val="0"/>
+                <w:sz w:val="15"/>
+                <w:szCs w:val="15"/>
+                <w14:ligatures w14:val="none"/>
+              </w:rPr>
+              <w:t xml:space="preserve">, </w:t>
+            </w:r>
+            <w:r>
+              <w:rPr>
+                <w:rFonts w:ascii="Angsana New" w:eastAsia="Times New Roman" w:hAnsi="Angsana New" w:hint="cs"/>
+                <w:b/>
+                <w:bCs/>
+                <w:color w:val="000000"/>
+                <w:kern w:val="0"/>
+                <w:sz w:val="15"/>
+                <w:szCs w:val="15"/>
+                <w:cs/>
+                <w14:ligatures w14:val="none"/>
+              </w:rPr>
+              <w:t>ตัวเลข</w:t>
+            </w:r>
+            <w:r>
+              <w:rPr>
+                <w:rFonts w:ascii="Helvetica Neue" w:eastAsia="Times New Roman" w:hAnsi="Helvetica Neue" w:cs="Times New Roman"/>
+                <w:b/>
+                <w:bCs/>
+                <w:color w:val="000000"/>
+                <w:kern w:val="0"/>
+                <w:sz w:val="15"/>
+                <w:szCs w:val="15"/>
+                <w14:ligatures w14:val="none"/>
+              </w:rPr>
+              <w:t xml:space="preserve">, Dropdown, </w:t>
+            </w:r>
+            <w:r>
+              <w:rPr>
+                <w:rFonts w:ascii="Angsana New" w:eastAsia="Times New Roman" w:hAnsi="Angsana New" w:hint="cs"/>
+                <w:b/>
+                <w:bCs/>
+                <w:color w:val="000000"/>
+                <w:kern w:val="0"/>
+                <w:sz w:val="15"/>
+                <w:szCs w:val="15"/>
+                <w:cs/>
+                <w14:ligatures w14:val="none"/>
+              </w:rPr>
+              <w:t>ที่อยู่</w:t>
+            </w:r>
+            <w:r>
+              <w:rPr>
+                <w:rFonts w:ascii="Helvetica Neue" w:eastAsia="Times New Roman" w:hAnsi="Helvetica Neue" w:cs="Times New Roman"/>
+                <w:b/>
+                <w:bCs/>
+                <w:color w:val="000000"/>
+                <w:kern w:val="0"/>
+                <w:sz w:val="15"/>
+                <w:szCs w:val="15"/>
+                <w14:ligatures w14:val="none"/>
+              </w:rPr>
+              <w:t xml:space="preserve">, </w:t>
+            </w:r>
+            <w:r>
+              <w:rPr>
+                <w:rFonts w:ascii="Angsana New" w:eastAsia="Times New Roman" w:hAnsi="Angsana New" w:hint="cs"/>
+                <w:b/>
+                <w:bCs/>
+                <w:color w:val="000000"/>
+                <w:kern w:val="0"/>
+                <w:sz w:val="15"/>
+                <w:szCs w:val="15"/>
+                <w:cs/>
+                <w14:ligatures w14:val="none"/>
+              </w:rPr>
+              <w:t>โค้ช</w:t>
+            </w:r>
+            <w:r>
+              <w:rPr>
+                <w:rFonts w:ascii="Helvetica Neue" w:eastAsia="Times New Roman" w:hAnsi="Helvetica Neue" w:cs="Times New Roman"/>
+                <w:b/>
+                <w:bCs/>
+                <w:color w:val="000000"/>
+                <w:kern w:val="0"/>
+                <w:sz w:val="15"/>
+                <w:szCs w:val="15"/>
+                <w14:ligatures w14:val="none"/>
+              </w:rPr>
+              <w:t>)</w:t>
+            </w:r>
+          </w:p>
+        </w:tc>
+        <w:tc>
+          <w:tcPr>
+            <w:tcW w:w="420" w:type="dxa"/>
+            <w:tcBorders>
+              <w:top w:val="single" w:sz="6" w:space="0" w:color="000000"/>
+              <w:left w:val="single" w:sz="6" w:space="0" w:color="000000"/>
+              <w:bottom w:val="single" w:sz="6" w:space="0" w:color="000000"/>
+              <w:right w:val="single" w:sz="6" w:space="0" w:color="000000"/>
+            </w:tcBorders>
+            <w:tcMar>
+              <w:top w:w="60" w:type="dxa"/>
+              <w:left w:w="60" w:type="dxa"/>
+              <w:bottom w:w="60" w:type="dxa"/>
+              <w:right w:w="60" w:type="dxa"/>
+            </w:tcMar>
+            <w:hideMark/>
+          </w:tcPr>
+          <w:p>
+            <w:pPr>
+              <w:spacing w:after="0" w:line="240" w:lineRule="auto"/>
+              <w:rPr>
+                <w:rFonts w:ascii="Times New Roman" w:eastAsia="Times New Roman" w:hAnsi="Times New Roman" w:cs="Times New Roman"/>
+                <w:kern w:val="0"/>
+                <w:szCs w:val="24"/>
+                <w14:ligatures w14:val="none"/>
+              </w:rPr>
+            </w:pPr>
+            <w:r>
+              <w:rPr>
+                <w:rFonts w:ascii="Apple Color Emoji" w:eastAsia="Times New Roman" w:hAnsi="Apple Color Emoji" w:cs="Times New Roman"/>
+                <w:color w:val="000000"/>
+                <w:kern w:val="0"/>
+                <w:sz w:val="15"/>
+                <w:szCs w:val="15"/>
+                <w14:ligatures w14:val="none"/>
+              </w:rPr>
+              <w:t>✅</w:t>
+            </w:r>
+          </w:p>
+        </w:tc>
+      </w:tr>
+      <w:tr>
+        <w:trPr>
+          <w:trHeight w:val="165"/>
+        </w:trPr>
+        <w:tc>
+          <w:tcPr>
+            <w:tcW w:w="4545" w:type="dxa"/>
+            <w:tcBorders>
+              <w:top w:val="single" w:sz="6" w:space="0" w:color="000000"/>
+              <w:left w:val="single" w:sz="6" w:space="0" w:color="000000"/>
+              <w:bottom w:val="single" w:sz="6" w:space="0" w:color="000000"/>
+              <w:right w:val="single" w:sz="6" w:space="0" w:color="000000"/>
+            </w:tcBorders>
+            <w:shd w:val="clear" w:color="auto" w:fill="D4D4D4"/>
+            <w:tcMar>
+              <w:top w:w="60" w:type="dxa"/>
+              <w:left w:w="60" w:type="dxa"/>
+              <w:bottom w:w="60" w:type="dxa"/>
+              <w:right w:w="60" w:type="dxa"/>
+            </w:tcMar>
+            <w:hideMark/>
+          </w:tcPr>
+          <w:p>
+            <w:pPr>
+              <w:spacing w:after="0" w:line="240" w:lineRule="auto"/>
+              <w:rPr>
+                <w:rFonts w:ascii="Times New Roman" w:eastAsia="Times New Roman" w:hAnsi="Times New Roman" w:cs="Times New Roman"/>
+                <w:kern w:val="0"/>
+                <w:szCs w:val="24"/>
+                <w14:ligatures w14:val="none"/>
+              </w:rPr>
+            </w:pPr>
+            <w:r>
+              <w:rPr>
+                <w:rFonts w:ascii="Apple Color Emoji" w:eastAsia="Times New Roman" w:hAnsi="Apple Color Emoji" w:cs="Times New Roman"/>
+                <w:color w:val="000000"/>
+                <w:kern w:val="0"/>
+                <w:sz w:val="15"/>
+                <w:szCs w:val="15"/>
+                <w14:ligatures w14:val="none"/>
+              </w:rPr>
+              <w:t>🧠</w:t>
+            </w:r>
+            <w:r>
+              <w:rPr>
+                <w:rFonts w:ascii="Helvetica Neue" w:eastAsia="Times New Roman" w:hAnsi="Helvetica Neue" w:cs="Times New Roman"/>
+                <w:b/>
+                <w:bCs/>
+                <w:color w:val="000000"/>
+                <w:kern w:val="0"/>
+                <w:sz w:val="15"/>
+                <w:szCs w:val="15"/>
+                <w14:ligatures w14:val="none"/>
+              </w:rPr>
+              <w:t xml:space="preserve"> Smart Matching (</w:t>
+            </w:r>
+            <w:r>
+              <w:rPr>
+                <w:rFonts w:ascii="Angsana New" w:eastAsia="Times New Roman" w:hAnsi="Angsana New" w:hint="cs"/>
+                <w:b/>
+                <w:bCs/>
+                <w:color w:val="000000"/>
+                <w:kern w:val="0"/>
+                <w:sz w:val="15"/>
+                <w:szCs w:val="15"/>
+                <w:cs/>
+                <w14:ligatures w14:val="none"/>
+              </w:rPr>
+              <w:t>รพ</w:t>
+            </w:r>
+            <w:r>
+              <w:rPr>
+                <w:rFonts w:ascii="Helvetica Neue" w:eastAsia="Times New Roman" w:hAnsi="Helvetica Neue" w:cs="Times New Roman"/>
+                <w:b/>
+                <w:bCs/>
+                <w:color w:val="000000"/>
+                <w:kern w:val="0"/>
+                <w:sz w:val="15"/>
+                <w:szCs w:val="15"/>
+                <w14:ligatures w14:val="none"/>
+              </w:rPr>
+              <w:t>/</w:t>
+            </w:r>
+            <w:r>
+              <w:rPr>
+                <w:rFonts w:ascii="Angsana New" w:eastAsia="Times New Roman" w:hAnsi="Angsana New" w:hint="cs"/>
+                <w:b/>
+                <w:bCs/>
+                <w:color w:val="000000"/>
+                <w:kern w:val="0"/>
+                <w:sz w:val="15"/>
+                <w:szCs w:val="15"/>
+                <w:cs/>
+                <w14:ligatures w14:val="none"/>
+              </w:rPr>
+              <w:t>โค้ช</w:t>
+            </w:r>
+            <w:r>
+              <w:rPr>
+                <w:rFonts w:ascii="Helvetica Neue" w:eastAsia="Times New Roman" w:hAnsi="Helvetica Neue" w:cs="Times New Roman"/>
+                <w:b/>
+                <w:bCs/>
+                <w:color w:val="000000"/>
+                <w:kern w:val="0"/>
+                <w:sz w:val="15"/>
+                <w:szCs w:val="15"/>
+                <w14:ligatures w14:val="none"/>
+              </w:rPr>
+              <w:t xml:space="preserve">) </w:t>
+            </w:r>
+            <w:r>
+              <w:rPr>
+                <w:rFonts w:ascii="Angsana New" w:eastAsia="Times New Roman" w:hAnsi="Angsana New" w:hint="cs"/>
+                <w:b/>
+                <w:bCs/>
+                <w:color w:val="000000"/>
+                <w:kern w:val="0"/>
+                <w:sz w:val="15"/>
+                <w:szCs w:val="15"/>
+                <w:cs/>
+                <w14:ligatures w14:val="none"/>
+              </w:rPr>
+              <w:t>แนะนำค่าใกล้เคียง</w:t>
+            </w:r>
+          </w:p>
+        </w:tc>
+        <w:tc>
+          <w:tcPr>
+            <w:tcW w:w="420" w:type="dxa"/>
+            <w:tcBorders>
+              <w:top w:val="single" w:sz="6" w:space="0" w:color="000000"/>
+              <w:left w:val="single" w:sz="6" w:space="0" w:color="000000"/>
+              <w:bottom w:val="single" w:sz="6" w:space="0" w:color="000000"/>
+              <w:right w:val="single" w:sz="6" w:space="0" w:color="000000"/>
+            </w:tcBorders>
+            <w:tcMar>
+              <w:top w:w="60" w:type="dxa"/>
+              <w:left w:w="60" w:type="dxa"/>
+              <w:bottom w:w="60" w:type="dxa"/>
+              <w:right w:w="60" w:type="dxa"/>
+            </w:tcMar>
+            <w:hideMark/>
+          </w:tcPr>
+          <w:p>
+            <w:pPr>
+              <w:spacing w:after="0" w:line="240" w:lineRule="auto"/>
+              <w:rPr>
+                <w:rFonts w:ascii="Times New Roman" w:eastAsia="Times New Roman" w:hAnsi="Times New Roman" w:cs="Times New Roman"/>
+                <w:kern w:val="0"/>
+                <w:szCs w:val="24"/>
+                <w14:ligatures w14:val="none"/>
+              </w:rPr>
+            </w:pPr>
+            <w:r>
+              <w:rPr>
+                <w:rFonts w:ascii="Apple Color Emoji" w:eastAsia="Times New Roman" w:hAnsi="Apple Color Emoji" w:cs="Times New Roman"/>
+                <w:color w:val="000000"/>
+                <w:kern w:val="0"/>
+                <w:sz w:val="15"/>
+                <w:szCs w:val="15"/>
+                <w14:ligatures w14:val="none"/>
+              </w:rPr>
+              <w:t>✅</w:t>
+            </w:r>
+          </w:p>
+        </w:tc>
+      </w:tr>
+      <w:tr>
+        <w:trPr>
+          <w:trHeight w:val="165"/>
+        </w:trPr>
+        <w:tc>
+          <w:tcPr>
+            <w:tcW w:w="4545" w:type="dxa"/>
+            <w:tcBorders>
+              <w:top w:val="single" w:sz="6" w:space="0" w:color="000000"/>
+              <w:left w:val="single" w:sz="6" w:space="0" w:color="000000"/>
+              <w:bottom w:val="single" w:sz="6" w:space="0" w:color="000000"/>
+              <w:right w:val="single" w:sz="6" w:space="0" w:color="000000"/>
+            </w:tcBorders>
+            <w:shd w:val="clear" w:color="auto" w:fill="D4D4D4"/>
+            <w:tcMar>
+              <w:top w:w="60" w:type="dxa"/>
+              <w:left w:w="60" w:type="dxa"/>
+              <w:bottom w:w="60" w:type="dxa"/>
+              <w:right w:w="60" w:type="dxa"/>
+            </w:tcMar>
+            <w:hideMark/>
+          </w:tcPr>
+          <w:p>
+            <w:pPr>
+              <w:spacing w:after="0" w:line="240" w:lineRule="auto"/>
+              <w:rPr>
+                <w:rFonts w:ascii="Times New Roman" w:eastAsia="Times New Roman" w:hAnsi="Times New Roman" w:cs="Times New Roman"/>
+                <w:kern w:val="0"/>
+                <w:szCs w:val="24"/>
+                <w14:ligatures w14:val="none"/>
+              </w:rPr>
+            </w:pPr>
+            <w:r>
+              <w:rPr>
+                <w:rFonts w:ascii="Apple Color Emoji" w:eastAsia="Times New Roman" w:hAnsi="Apple Color Emoji" w:cs="Times New Roman"/>
+                <w:color w:val="000000"/>
+                <w:kern w:val="0"/>
+                <w:sz w:val="15"/>
+                <w:szCs w:val="15"/>
+                <w14:ligatures w14:val="none"/>
+              </w:rPr>
+              <w:t>⚠️</w:t>
+            </w:r>
+            <w:r>
+              <w:rPr>
+                <w:rFonts w:ascii="Helvetica Neue" w:eastAsia="Times New Roman" w:hAnsi="Helvetica Neue" w:cs="Times New Roman"/>
+                <w:b/>
+                <w:bCs/>
+                <w:color w:val="000000"/>
+                <w:kern w:val="0"/>
+                <w:sz w:val="15"/>
+                <w:szCs w:val="15"/>
+                <w14:ligatures w14:val="none"/>
+              </w:rPr>
+              <w:t xml:space="preserve"> </w:t>
+            </w:r>
+            <w:r>
+              <w:rPr>
+                <w:rFonts w:ascii="Angsana New" w:eastAsia="Times New Roman" w:hAnsi="Angsana New" w:hint="cs"/>
+                <w:b/>
+                <w:bCs/>
+                <w:color w:val="000000"/>
+                <w:kern w:val="0"/>
+                <w:sz w:val="15"/>
+                <w:szCs w:val="15"/>
+                <w:cs/>
+                <w14:ligatures w14:val="none"/>
+              </w:rPr>
+              <w:t>คอลัมน์ข้อผิดพลาดชัดเจนทุกแถว</w:t>
+            </w:r>
+          </w:p>
+        </w:tc>
+        <w:tc>
+          <w:tcPr>
+            <w:tcW w:w="420" w:type="dxa"/>
+            <w:tcBorders>
+              <w:top w:val="single" w:sz="6" w:space="0" w:color="000000"/>
+              <w:left w:val="single" w:sz="6" w:space="0" w:color="000000"/>
+              <w:bottom w:val="single" w:sz="6" w:space="0" w:color="000000"/>
+              <w:right w:val="single" w:sz="6" w:space="0" w:color="000000"/>
+            </w:tcBorders>
+            <w:tcMar>
+              <w:top w:w="60" w:type="dxa"/>
+              <w:left w:w="60" w:type="dxa"/>
+              <w:bottom w:w="60" w:type="dxa"/>
+              <w:right w:w="60" w:type="dxa"/>
+            </w:tcMar>
+            <w:hideMark/>
+          </w:tcPr>
+          <w:p>
+            <w:pPr>
+              <w:spacing w:after="0" w:line="240" w:lineRule="auto"/>
+              <w:rPr>
+                <w:rFonts w:ascii="Times New Roman" w:eastAsia="Times New Roman" w:hAnsi="Times New Roman" w:cs="Times New Roman"/>
+                <w:kern w:val="0"/>
+                <w:szCs w:val="24"/>
+                <w14:ligatures w14:val="none"/>
+              </w:rPr>
+            </w:pPr>
+            <w:r>
+              <w:rPr>
+                <w:rFonts w:ascii="Apple Color Emoji" w:eastAsia="Times New Roman" w:hAnsi="Apple Color Emoji" w:cs="Times New Roman"/>
+                <w:color w:val="000000"/>
+                <w:kern w:val="0"/>
+                <w:sz w:val="15"/>
+                <w:szCs w:val="15"/>
+                <w14:ligatures w14:val="none"/>
+              </w:rPr>
+              <w:t>✅</w:t>
+            </w:r>
+          </w:p>
+        </w:tc>
+      </w:tr>
+      <w:tr>
+        <w:trPr>
+          <w:trHeight w:val="165"/>
+        </w:trPr>
+        <w:tc>
+          <w:tcPr>
+            <w:tcW w:w="4545" w:type="dxa"/>
+            <w:tcBorders>
+              <w:top w:val="single" w:sz="6" w:space="0" w:color="000000"/>
+              <w:left w:val="single" w:sz="6" w:space="0" w:color="000000"/>
+              <w:bottom w:val="single" w:sz="6" w:space="0" w:color="000000"/>
+              <w:right w:val="single" w:sz="6" w:space="0" w:color="000000"/>
+            </w:tcBorders>
+            <w:shd w:val="clear" w:color="auto" w:fill="D4D4D4"/>
+            <w:tcMar>
+              <w:top w:w="60" w:type="dxa"/>
+              <w:left w:w="60" w:type="dxa"/>
+              <w:bottom w:w="60" w:type="dxa"/>
+              <w:right w:w="60" w:type="dxa"/>
+            </w:tcMar>
+            <w:hideMark/>
+          </w:tcPr>
+          <w:p>
+            <w:pPr>
+              <w:spacing w:after="0" w:line="240" w:lineRule="auto"/>
+              <w:rPr>
+                <w:rFonts w:ascii="Times New Roman" w:eastAsia="Times New Roman" w:hAnsi="Times New Roman" w:cs="Times New Roman"/>
+                <w:kern w:val="0"/>
+                <w:szCs w:val="24"/>
+                <w14:ligatures w14:val="none"/>
+              </w:rPr>
+            </w:pPr>
+            <w:r>
+              <w:rPr>
+                <w:rFonts w:ascii="Apple Color Emoji" w:eastAsia="Times New Roman" w:hAnsi="Apple Color Emoji" w:cs="Times New Roman"/>
+                <w:color w:val="000000"/>
+                <w:kern w:val="0"/>
+                <w:sz w:val="15"/>
+                <w:szCs w:val="15"/>
+                <w14:ligatures w14:val="none"/>
+              </w:rPr>
+              <w:t>☑️</w:t>
+            </w:r>
+            <w:r>
+              <w:rPr>
+                <w:rFonts w:ascii="Helvetica Neue" w:eastAsia="Times New Roman" w:hAnsi="Helvetica Neue" w:cs="Times New Roman"/>
+                <w:b/>
+                <w:bCs/>
+                <w:color w:val="000000"/>
+                <w:kern w:val="0"/>
+                <w:sz w:val="15"/>
+                <w:szCs w:val="15"/>
+                <w14:ligatures w14:val="none"/>
+              </w:rPr>
+              <w:t xml:space="preserve"> </w:t>
+            </w:r>
+            <w:r>
+              <w:rPr>
+                <w:rFonts w:ascii="Angsana New" w:eastAsia="Times New Roman" w:hAnsi="Angsana New" w:hint="cs"/>
+                <w:b/>
+                <w:bCs/>
+                <w:color w:val="000000"/>
+                <w:kern w:val="0"/>
+                <w:sz w:val="15"/>
+                <w:szCs w:val="15"/>
+                <w:cs/>
+                <w14:ligatures w14:val="none"/>
+              </w:rPr>
+              <w:t>เลือกแถวนำเข้าได้</w:t>
+            </w:r>
+            <w:r>
+              <w:rPr>
+                <w:rFonts w:ascii="Helvetica Neue" w:eastAsia="Times New Roman" w:hAnsi="Helvetica Neue" w:cs="Times New Roman"/>
+                <w:b/>
+                <w:bCs/>
+                <w:color w:val="000000"/>
+                <w:kern w:val="0"/>
+                <w:sz w:val="15"/>
+                <w:szCs w:val="15"/>
+                <w14:ligatures w14:val="none"/>
+              </w:rPr>
+              <w:t xml:space="preserve"> (</w:t>
+            </w:r>
+            <w:r>
+              <w:rPr>
+                <w:rFonts w:ascii="Angsana New" w:eastAsia="Times New Roman" w:hAnsi="Angsana New" w:hint="cs"/>
+                <w:b/>
+                <w:bCs/>
+                <w:color w:val="000000"/>
+                <w:kern w:val="0"/>
+                <w:sz w:val="15"/>
+                <w:szCs w:val="15"/>
+                <w:cs/>
+                <w14:ligatures w14:val="none"/>
+              </w:rPr>
+              <w:t>ทีละแถว</w:t>
+            </w:r>
+            <w:r>
+              <w:rPr>
+                <w:rFonts w:ascii="Helvetica Neue" w:eastAsia="Times New Roman" w:hAnsi="Helvetica Neue" w:cs="Times New Roman"/>
+                <w:b/>
+                <w:bCs/>
+                <w:color w:val="000000"/>
+                <w:kern w:val="0"/>
+                <w:sz w:val="15"/>
+                <w:szCs w:val="15"/>
+                <w14:ligatures w14:val="none"/>
+              </w:rPr>
+              <w:t xml:space="preserve"> / </w:t>
+            </w:r>
+            <w:r>
+              <w:rPr>
+                <w:rFonts w:ascii="Angsana New" w:eastAsia="Times New Roman" w:hAnsi="Angsana New" w:hint="cs"/>
+                <w:b/>
+                <w:bCs/>
+                <w:color w:val="000000"/>
+                <w:kern w:val="0"/>
+                <w:sz w:val="15"/>
+                <w:szCs w:val="15"/>
+                <w:cs/>
+                <w14:ligatures w14:val="none"/>
+              </w:rPr>
+              <w:t>ทั้งหมด</w:t>
+            </w:r>
+            <w:r>
+              <w:rPr>
+                <w:rFonts w:ascii="Helvetica Neue" w:eastAsia="Times New Roman" w:hAnsi="Helvetica Neue" w:cs="Times New Roman"/>
+                <w:b/>
+                <w:bCs/>
+                <w:color w:val="000000"/>
+                <w:kern w:val="0"/>
+                <w:sz w:val="15"/>
+                <w:szCs w:val="15"/>
+                <w14:ligatures w14:val="none"/>
+              </w:rPr>
+              <w:t>)</w:t>
+            </w:r>
+          </w:p>
+        </w:tc>
+        <w:tc>
+          <w:tcPr>
+            <w:tcW w:w="420" w:type="dxa"/>
+            <w:tcBorders>
+              <w:top w:val="single" w:sz="6" w:space="0" w:color="000000"/>
+              <w:left w:val="single" w:sz="6" w:space="0" w:color="000000"/>
+              <w:bottom w:val="single" w:sz="6" w:space="0" w:color="000000"/>
+              <w:right w:val="single" w:sz="6" w:space="0" w:color="000000"/>
+            </w:tcBorders>
+            <w:tcMar>
+              <w:top w:w="60" w:type="dxa"/>
+              <w:left w:w="60" w:type="dxa"/>
+              <w:bottom w:w="60" w:type="dxa"/>
+              <w:right w:w="60" w:type="dxa"/>
+            </w:tcMar>
+            <w:hideMark/>
+          </w:tcPr>
+          <w:p>
+            <w:pPr>
+              <w:spacing w:after="0" w:line="240" w:lineRule="auto"/>
+              <w:rPr>
+                <w:rFonts w:ascii="Times New Roman" w:eastAsia="Times New Roman" w:hAnsi="Times New Roman" w:cs="Times New Roman"/>
+                <w:kern w:val="0"/>
+                <w:szCs w:val="24"/>
+                <w14:ligatures w14:val="none"/>
+              </w:rPr>
+            </w:pPr>
+            <w:r>
+              <w:rPr>
+                <w:rFonts w:ascii="Apple Color Emoji" w:eastAsia="Times New Roman" w:hAnsi="Apple Color Emoji" w:cs="Times New Roman"/>
+                <w:color w:val="000000"/>
+                <w:kern w:val="0"/>
+                <w:sz w:val="15"/>
+                <w:szCs w:val="15"/>
+                <w14:ligatures w14:val="none"/>
+              </w:rPr>
+              <w:t>✅</w:t>
+            </w:r>
+          </w:p>
+        </w:tc>
+      </w:tr>
+      <w:tr>
+        <w:trPr>
+          <w:trHeight w:val="165"/>
+        </w:trPr>
+        <w:tc>
+          <w:tcPr>
+            <w:tcW w:w="4545" w:type="dxa"/>
+            <w:tcBorders>
+              <w:top w:val="single" w:sz="6" w:space="0" w:color="000000"/>
+              <w:left w:val="single" w:sz="6" w:space="0" w:color="000000"/>
+              <w:bottom w:val="single" w:sz="6" w:space="0" w:color="000000"/>
+              <w:right w:val="single" w:sz="6" w:space="0" w:color="000000"/>
+            </w:tcBorders>
+            <w:shd w:val="clear" w:color="auto" w:fill="D4D4D4"/>
+            <w:tcMar>
+              <w:top w:w="60" w:type="dxa"/>
+              <w:left w:w="60" w:type="dxa"/>
+              <w:bottom w:w="60" w:type="dxa"/>
+              <w:right w:w="60" w:type="dxa"/>
+            </w:tcMar>
+            <w:hideMark/>
+          </w:tcPr>
+          <w:p>
+            <w:pPr>
+              <w:spacing w:after="0" w:line="240" w:lineRule="auto"/>
+              <w:rPr>
+                <w:rFonts w:ascii="Times New Roman" w:eastAsia="Times New Roman" w:hAnsi="Times New Roman" w:cs="Times New Roman"/>
+                <w:kern w:val="0"/>
+                <w:szCs w:val="24"/>
+                <w14:ligatures w14:val="none"/>
+              </w:rPr>
+            </w:pPr>
+            <w:r>
+              <w:rPr>
+                <w:rFonts w:ascii="Apple Color Emoji" w:eastAsia="Times New Roman" w:hAnsi="Apple Color Emoji" w:cs="Times New Roman"/>
+                <w:color w:val="000000"/>
+                <w:kern w:val="0"/>
+                <w:sz w:val="15"/>
+                <w:szCs w:val="15"/>
+                <w14:ligatures w14:val="none"/>
+              </w:rPr>
+              <w:t>🚀</w:t>
+            </w:r>
+            <w:r>
+              <w:rPr>
+                <w:rFonts w:ascii="Helvetica Neue" w:eastAsia="Times New Roman" w:hAnsi="Helvetica Neue" w:cs="Times New Roman"/>
+                <w:b/>
+                <w:bCs/>
+                <w:color w:val="000000"/>
+                <w:kern w:val="0"/>
+                <w:sz w:val="15"/>
+                <w:szCs w:val="15"/>
+                <w14:ligatures w14:val="none"/>
+              </w:rPr>
+              <w:t xml:space="preserve"> </w:t>
+            </w:r>
+            <w:r>
+              <w:rPr>
+                <w:rFonts w:ascii="Angsana New" w:eastAsia="Times New Roman" w:hAnsi="Angsana New" w:hint="cs"/>
+                <w:b/>
+                <w:bCs/>
+                <w:color w:val="000000"/>
+                <w:kern w:val="0"/>
+                <w:sz w:val="15"/>
+                <w:szCs w:val="15"/>
+                <w:cs/>
+                <w14:ligatures w14:val="none"/>
+              </w:rPr>
+              <w:t>ปุ่มนำเข้าแสดงสถานะ</w:t>
+            </w:r>
+            <w:r>
+              <w:rPr>
+                <w:rFonts w:ascii="Helvetica Neue" w:eastAsia="Times New Roman" w:hAnsi="Helvetica Neue" w:cs="Times New Roman"/>
+                <w:b/>
+                <w:bCs/>
+                <w:color w:val="000000"/>
+                <w:kern w:val="0"/>
+                <w:sz w:val="15"/>
+                <w:szCs w:val="15"/>
+                <w14:ligatures w14:val="none"/>
+              </w:rPr>
+              <w:t xml:space="preserve"> + </w:t>
+            </w:r>
+            <w:r>
+              <w:rPr>
+                <w:rFonts w:ascii="Angsana New" w:eastAsia="Times New Roman" w:hAnsi="Angsana New" w:hint="cs"/>
+                <w:b/>
+                <w:bCs/>
+                <w:color w:val="000000"/>
+                <w:kern w:val="0"/>
+                <w:sz w:val="15"/>
+                <w:szCs w:val="15"/>
+                <w:cs/>
+                <w14:ligatures w14:val="none"/>
+              </w:rPr>
+              <w:t>ป้องกัน</w:t>
+            </w:r>
+            <w:r>
+              <w:rPr>
+                <w:rFonts w:ascii="Helvetica Neue" w:eastAsia="Times New Roman" w:hAnsi="Helvetica Neue" w:cs="Times New Roman"/>
+                <w:b/>
+                <w:bCs/>
+                <w:color w:val="000000"/>
+                <w:kern w:val="0"/>
+                <w:sz w:val="15"/>
+                <w:szCs w:val="15"/>
+                <w14:ligatures w14:val="none"/>
+              </w:rPr>
+              <w:t xml:space="preserve"> Double Submit</w:t>
+            </w:r>
+          </w:p>
+        </w:tc>
+        <w:tc>
+          <w:tcPr>
+            <w:tcW w:w="420" w:type="dxa"/>
+            <w:tcBorders>
+              <w:top w:val="single" w:sz="6" w:space="0" w:color="000000"/>
+              <w:left w:val="single" w:sz="6" w:space="0" w:color="000000"/>
+              <w:bottom w:val="single" w:sz="6" w:space="0" w:color="000000"/>
+              <w:right w:val="single" w:sz="6" w:space="0" w:color="000000"/>
+            </w:tcBorders>
+            <w:tcMar>
+              <w:top w:w="60" w:type="dxa"/>
+              <w:left w:w="60" w:type="dxa"/>
+              <w:bottom w:w="60" w:type="dxa"/>
+              <w:right w:w="60" w:type="dxa"/>
+            </w:tcMar>
+            <w:hideMark/>
+          </w:tcPr>
+          <w:p>
+            <w:pPr>
+              <w:spacing w:after="0" w:line="240" w:lineRule="auto"/>
+              <w:rPr>
+                <w:rFonts w:ascii="Times New Roman" w:eastAsia="Times New Roman" w:hAnsi="Times New Roman" w:cs="Times New Roman"/>
+                <w:kern w:val="0"/>
+                <w:szCs w:val="24"/>
+                <w14:ligatures w14:val="none"/>
+              </w:rPr>
+            </w:pPr>
+            <w:r>
+              <w:rPr>
+                <w:rFonts w:ascii="Apple Color Emoji" w:eastAsia="Times New Roman" w:hAnsi="Apple Color Emoji" w:cs="Times New Roman"/>
+                <w:color w:val="000000"/>
+                <w:kern w:val="0"/>
+                <w:sz w:val="15"/>
+                <w:szCs w:val="15"/>
+                <w14:ligatures w14:val="none"/>
+              </w:rPr>
+              <w:t>✅</w:t>
+            </w:r>
+          </w:p>
+        </w:tc>
+      </w:tr>
+      <w:tr>
+        <w:trPr>
+          <w:trHeight w:val="165"/>
+        </w:trPr>
+        <w:tc>
+          <w:tcPr>
+            <w:tcW w:w="4545" w:type="dxa"/>
+            <w:tcBorders>
+              <w:top w:val="single" w:sz="6" w:space="0" w:color="000000"/>
+              <w:left w:val="single" w:sz="6" w:space="0" w:color="000000"/>
+              <w:bottom w:val="single" w:sz="6" w:space="0" w:color="000000"/>
+              <w:right w:val="single" w:sz="6" w:space="0" w:color="000000"/>
+            </w:tcBorders>
+            <w:shd w:val="clear" w:color="auto" w:fill="D4D4D4"/>
+            <w:tcMar>
+              <w:top w:w="60" w:type="dxa"/>
+              <w:left w:w="60" w:type="dxa"/>
+              <w:bottom w:w="60" w:type="dxa"/>
+              <w:right w:w="60" w:type="dxa"/>
+            </w:tcMar>
+            <w:hideMark/>
+          </w:tcPr>
+          <w:p>
+            <w:pPr>
+              <w:spacing w:after="0" w:line="240" w:lineRule="auto"/>
+              <w:rPr>
+                <w:rFonts w:ascii="Times New Roman" w:eastAsia="Times New Roman" w:hAnsi="Times New Roman" w:cs="Times New Roman"/>
+                <w:kern w:val="0"/>
+                <w:szCs w:val="24"/>
+                <w14:ligatures w14:val="none"/>
+              </w:rPr>
+            </w:pPr>
+            <w:r>
+              <w:rPr>
+                <w:rFonts w:ascii="Apple Color Emoji" w:eastAsia="Times New Roman" w:hAnsi="Apple Color Emoji" w:cs="Times New Roman"/>
+                <w:color w:val="000000"/>
+                <w:kern w:val="0"/>
+                <w:sz w:val="15"/>
+                <w:szCs w:val="15"/>
+                <w14:ligatures w14:val="none"/>
+              </w:rPr>
+              <w:t>📊</w:t>
+            </w:r>
+            <w:r>
+              <w:rPr>
+                <w:rFonts w:ascii="Helvetica Neue" w:eastAsia="Times New Roman" w:hAnsi="Helvetica Neue" w:cs="Times New Roman"/>
+                <w:b/>
+                <w:bCs/>
+                <w:color w:val="000000"/>
+                <w:kern w:val="0"/>
+                <w:sz w:val="15"/>
+                <w:szCs w:val="15"/>
+                <w14:ligatures w14:val="none"/>
+              </w:rPr>
+              <w:t xml:space="preserve"> Modal </w:t>
+            </w:r>
+            <w:r>
+              <w:rPr>
+                <w:rFonts w:ascii="Angsana New" w:eastAsia="Times New Roman" w:hAnsi="Angsana New" w:hint="cs"/>
+                <w:b/>
+                <w:bCs/>
+                <w:color w:val="000000"/>
+                <w:kern w:val="0"/>
+                <w:sz w:val="15"/>
+                <w:szCs w:val="15"/>
+                <w:cs/>
+                <w14:ligatures w14:val="none"/>
+              </w:rPr>
+              <w:t>รายงานผลสำเร็จ</w:t>
+            </w:r>
+            <w:r>
+              <w:rPr>
+                <w:rFonts w:ascii="Helvetica Neue" w:eastAsia="Times New Roman" w:hAnsi="Helvetica Neue" w:cs="Times New Roman"/>
+                <w:b/>
+                <w:bCs/>
+                <w:color w:val="000000"/>
+                <w:kern w:val="0"/>
+                <w:sz w:val="15"/>
+                <w:szCs w:val="15"/>
+                <w14:ligatures w14:val="none"/>
+              </w:rPr>
+              <w:t>/</w:t>
+            </w:r>
+            <w:r>
+              <w:rPr>
+                <w:rFonts w:ascii="Angsana New" w:eastAsia="Times New Roman" w:hAnsi="Angsana New" w:hint="cs"/>
+                <w:b/>
+                <w:bCs/>
+                <w:color w:val="000000"/>
+                <w:kern w:val="0"/>
+                <w:sz w:val="15"/>
+                <w:szCs w:val="15"/>
+                <w:cs/>
+                <w14:ligatures w14:val="none"/>
+              </w:rPr>
+              <w:t>ล้มเหลวพร้อมรายละเอียด</w:t>
+            </w:r>
+          </w:p>
+        </w:tc>
+        <w:tc>
+          <w:tcPr>
+            <w:tcW w:w="420" w:type="dxa"/>
+            <w:tcBorders>
+              <w:top w:val="single" w:sz="6" w:space="0" w:color="000000"/>
+              <w:left w:val="single" w:sz="6" w:space="0" w:color="000000"/>
+              <w:bottom w:val="single" w:sz="6" w:space="0" w:color="000000"/>
+              <w:right w:val="single" w:sz="6" w:space="0" w:color="000000"/>
+            </w:tcBorders>
+            <w:tcMar>
+              <w:top w:w="60" w:type="dxa"/>
+              <w:left w:w="60" w:type="dxa"/>
+              <w:bottom w:w="60" w:type="dxa"/>
+              <w:right w:w="60" w:type="dxa"/>
+            </w:tcMar>
+            <w:hideMark/>
+          </w:tcPr>
+          <w:p>
+            <w:pPr>
+              <w:spacing w:after="0" w:line="240" w:lineRule="auto"/>
+              <w:rPr>
+                <w:rFonts w:ascii="Times New Roman" w:eastAsia="Times New Roman" w:hAnsi="Times New Roman" w:cs="Times New Roman"/>
+                <w:kern w:val="0"/>
+                <w:szCs w:val="24"/>
+                <w14:ligatures w14:val="none"/>
+              </w:rPr>
+            </w:pPr>
+            <w:r>
+              <w:rPr>
+                <w:rFonts w:ascii="Apple Color Emoji" w:eastAsia="Times New Roman" w:hAnsi="Apple Color Emoji" w:cs="Times New Roman"/>
+                <w:color w:val="000000"/>
+                <w:kern w:val="0"/>
+                <w:sz w:val="15"/>
+                <w:szCs w:val="15"/>
+                <w14:ligatures w14:val="none"/>
+              </w:rPr>
+              <w:t>✅</w:t>
+            </w:r>
+          </w:p>
+        </w:tc>
+      </w:tr>
+      <w:tr>
+        <w:trPr>
+          <w:trHeight w:val="165"/>
+        </w:trPr>
+        <w:tc>
+          <w:tcPr>
+            <w:tcW w:w="4545" w:type="dxa"/>
+            <w:tcBorders>
+              <w:top w:val="single" w:sz="6" w:space="0" w:color="000000"/>
+              <w:left w:val="single" w:sz="6" w:space="0" w:color="000000"/>
+              <w:bottom w:val="single" w:sz="6" w:space="0" w:color="000000"/>
+              <w:right w:val="single" w:sz="6" w:space="0" w:color="000000"/>
+            </w:tcBorders>
+            <w:shd w:val="clear" w:color="auto" w:fill="D4D4D4"/>
+            <w:tcMar>
+              <w:top w:w="60" w:type="dxa"/>
+              <w:left w:w="60" w:type="dxa"/>
+              <w:bottom w:w="60" w:type="dxa"/>
+              <w:right w:w="60" w:type="dxa"/>
+            </w:tcMar>
+            <w:hideMark/>
+          </w:tcPr>
+          <w:p>
+            <w:pPr>
+              <w:spacing w:after="0" w:line="240" w:lineRule="auto"/>
+              <w:rPr>
+                <w:rFonts w:ascii="Times New Roman" w:eastAsia="Times New Roman" w:hAnsi="Times New Roman" w:cs="Times New Roman"/>
+                <w:kern w:val="0"/>
+                <w:szCs w:val="24"/>
+                <w14:ligatures w14:val="none"/>
+              </w:rPr>
+            </w:pPr>
+            <w:r>
+              <w:rPr>
+                <w:rFonts w:ascii="Apple Color Emoji" w:eastAsia="Times New Roman" w:hAnsi="Apple Color Emoji" w:cs="Times New Roman"/>
+                <w:color w:val="000000"/>
+                <w:kern w:val="0"/>
+                <w:sz w:val="15"/>
+                <w:szCs w:val="15"/>
+                <w14:ligatures w14:val="none"/>
+              </w:rPr>
+              <w:t>🏥</w:t>
+            </w:r>
+            <w:r>
+              <w:rPr>
+                <w:rFonts w:ascii="Helvetica Neue" w:eastAsia="Times New Roman" w:hAnsi="Helvetica Neue" w:cs="Times New Roman"/>
+                <w:b/>
+                <w:bCs/>
+                <w:color w:val="000000"/>
+                <w:kern w:val="0"/>
+                <w:sz w:val="15"/>
+                <w:szCs w:val="15"/>
+                <w14:ligatures w14:val="none"/>
+              </w:rPr>
+              <w:t xml:space="preserve"> Dropdown </w:t>
+            </w:r>
+            <w:r>
+              <w:rPr>
+                <w:rFonts w:ascii="Angsana New" w:eastAsia="Times New Roman" w:hAnsi="Angsana New" w:hint="cs"/>
+                <w:b/>
+                <w:bCs/>
+                <w:color w:val="000000"/>
+                <w:kern w:val="0"/>
+                <w:sz w:val="15"/>
+                <w:szCs w:val="15"/>
+                <w:cs/>
+                <w14:ligatures w14:val="none"/>
+              </w:rPr>
+              <w:t>เลือกโรงพยาบาลใน</w:t>
+            </w:r>
+            <w:r>
+              <w:rPr>
+                <w:rFonts w:ascii="Helvetica Neue" w:eastAsia="Times New Roman" w:hAnsi="Helvetica Neue" w:cs="Times New Roman"/>
+                <w:b/>
+                <w:bCs/>
+                <w:color w:val="000000"/>
+                <w:kern w:val="0"/>
+                <w:sz w:val="15"/>
+                <w:szCs w:val="15"/>
+                <w14:ligatures w14:val="none"/>
+              </w:rPr>
+              <w:t xml:space="preserve"> Modal </w:t>
+            </w:r>
+            <w:r>
+              <w:rPr>
+                <w:rFonts w:ascii="Angsana New" w:eastAsia="Times New Roman" w:hAnsi="Angsana New" w:hint="cs"/>
+                <w:b/>
+                <w:bCs/>
+                <w:color w:val="000000"/>
+                <w:kern w:val="0"/>
+                <w:sz w:val="15"/>
+                <w:szCs w:val="15"/>
+                <w:cs/>
+                <w14:ligatures w14:val="none"/>
+              </w:rPr>
+              <w:t>แก้ไข</w:t>
+            </w:r>
+          </w:p>
+        </w:tc>
+        <w:tc>
+          <w:tcPr>
+            <w:tcW w:w="420" w:type="dxa"/>
+            <w:tcBorders>
+              <w:top w:val="single" w:sz="6" w:space="0" w:color="000000"/>
+              <w:left w:val="single" w:sz="6" w:space="0" w:color="000000"/>
+              <w:bottom w:val="single" w:sz="6" w:space="0" w:color="000000"/>
+              <w:right w:val="single" w:sz="6" w:space="0" w:color="000000"/>
+            </w:tcBorders>
+            <w:tcMar>
+              <w:top w:w="60" w:type="dxa"/>
+              <w:left w:w="60" w:type="dxa"/>
+              <w:bottom w:w="60" w:type="dxa"/>
+              <w:right w:w="60" w:type="dxa"/>
+            </w:tcMar>
+            <w:hideMark/>
+          </w:tcPr>
+          <w:p>
+            <w:pPr>
+              <w:spacing w:after="0" w:line="240" w:lineRule="auto"/>
+              <w:rPr>
+                <w:rFonts w:ascii="Times New Roman" w:eastAsia="Times New Roman" w:hAnsi="Times New Roman" w:cs="Times New Roman"/>
+                <w:kern w:val="0"/>
+                <w:szCs w:val="24"/>
+                <w14:ligatures w14:val="none"/>
+              </w:rPr>
+            </w:pPr>
+            <w:r>
+              <w:rPr>
+                <w:rFonts w:ascii="Apple Color Emoji" w:eastAsia="Times New Roman" w:hAnsi="Apple Color Emoji" w:cs="Times New Roman"/>
+                <w:color w:val="000000"/>
+                <w:kern w:val="0"/>
+                <w:sz w:val="15"/>
+                <w:szCs w:val="15"/>
+                <w14:ligatures w14:val="none"/>
+              </w:rPr>
+              <w:t>✅</w:t>
+            </w:r>
+          </w:p>
+        </w:tc>
+      </w:tr>
+      <w:tr>
+        <w:trPr>
+          <w:trHeight w:val="165"/>
+        </w:trPr>
+        <w:tc>
+          <w:tcPr>
+            <w:tcW w:w="4545" w:type="dxa"/>
+            <w:tcBorders>
+              <w:top w:val="single" w:sz="6" w:space="0" w:color="000000"/>
+              <w:left w:val="single" w:sz="6" w:space="0" w:color="000000"/>
+              <w:bottom w:val="single" w:sz="6" w:space="0" w:color="000000"/>
+              <w:right w:val="single" w:sz="6" w:space="0" w:color="000000"/>
+            </w:tcBorders>
+            <w:shd w:val="clear" w:color="auto" w:fill="D4D4D4"/>
+            <w:tcMar>
+              <w:top w:w="60" w:type="dxa"/>
+              <w:left w:w="60" w:type="dxa"/>
+              <w:bottom w:w="60" w:type="dxa"/>
+              <w:right w:w="60" w:type="dxa"/>
+            </w:tcMar>
+            <w:hideMark/>
+          </w:tcPr>
+          <w:p>
+            <w:pPr>
+              <w:spacing w:after="0" w:line="240" w:lineRule="auto"/>
+              <w:rPr>
+                <w:rFonts w:ascii="Times New Roman" w:eastAsia="Times New Roman" w:hAnsi="Times New Roman" w:cs="Times New Roman"/>
+                <w:kern w:val="0"/>
+                <w:szCs w:val="24"/>
+                <w14:ligatures w14:val="none"/>
+              </w:rPr>
+            </w:pPr>
+            <w:r>
+              <w:rPr>
+                <w:rFonts w:ascii="Apple Color Emoji" w:eastAsia="Times New Roman" w:hAnsi="Apple Color Emoji" w:cs="Times New Roman"/>
+                <w:color w:val="000000"/>
+                <w:kern w:val="0"/>
+                <w:sz w:val="15"/>
+                <w:szCs w:val="15"/>
+                <w14:ligatures w14:val="none"/>
+              </w:rPr>
+              <w:t>👨‍⚕️</w:t>
+            </w:r>
+            <w:r>
+              <w:rPr>
+                <w:rFonts w:ascii="Helvetica Neue" w:eastAsia="Times New Roman" w:hAnsi="Helvetica Neue" w:cs="Times New Roman"/>
+                <w:b/>
+                <w:bCs/>
+                <w:color w:val="000000"/>
+                <w:kern w:val="0"/>
+                <w:sz w:val="15"/>
+                <w:szCs w:val="15"/>
+                <w14:ligatures w14:val="none"/>
+              </w:rPr>
+              <w:t xml:space="preserve"> Dropdown </w:t>
+            </w:r>
+            <w:r>
+              <w:rPr>
+                <w:rFonts w:ascii="Angsana New" w:eastAsia="Times New Roman" w:hAnsi="Angsana New" w:hint="cs"/>
+                <w:b/>
+                <w:bCs/>
+                <w:color w:val="000000"/>
+                <w:kern w:val="0"/>
+                <w:sz w:val="15"/>
+                <w:szCs w:val="15"/>
+                <w:cs/>
+                <w14:ligatures w14:val="none"/>
+              </w:rPr>
+              <w:t>เลือกโค้ชใน</w:t>
+            </w:r>
+            <w:r>
+              <w:rPr>
+                <w:rFonts w:ascii="Helvetica Neue" w:eastAsia="Times New Roman" w:hAnsi="Helvetica Neue" w:cs="Times New Roman"/>
+                <w:b/>
+                <w:bCs/>
+                <w:color w:val="000000"/>
+                <w:kern w:val="0"/>
+                <w:sz w:val="15"/>
+                <w:szCs w:val="15"/>
+                <w14:ligatures w14:val="none"/>
+              </w:rPr>
+              <w:t xml:space="preserve"> Modal </w:t>
+            </w:r>
+            <w:r>
+              <w:rPr>
+                <w:rFonts w:ascii="Angsana New" w:eastAsia="Times New Roman" w:hAnsi="Angsana New" w:hint="cs"/>
+                <w:b/>
+                <w:bCs/>
+                <w:color w:val="000000"/>
+                <w:kern w:val="0"/>
+                <w:sz w:val="15"/>
+                <w:szCs w:val="15"/>
+                <w:cs/>
+                <w14:ligatures w14:val="none"/>
+              </w:rPr>
+              <w:t>แก้ไข</w:t>
+            </w:r>
+          </w:p>
+        </w:tc>
+        <w:tc>
+          <w:tcPr>
+            <w:tcW w:w="420" w:type="dxa"/>
+            <w:tcBorders>
+              <w:top w:val="single" w:sz="6" w:space="0" w:color="000000"/>
+              <w:left w:val="single" w:sz="6" w:space="0" w:color="000000"/>
+              <w:bottom w:val="single" w:sz="6" w:space="0" w:color="000000"/>
+              <w:right w:val="single" w:sz="6" w:space="0" w:color="000000"/>
+            </w:tcBorders>
+            <w:tcMar>
+              <w:top w:w="60" w:type="dxa"/>
+              <w:left w:w="60" w:type="dxa"/>
+              <w:bottom w:w="60" w:type="dxa"/>
+              <w:right w:w="60" w:type="dxa"/>
+            </w:tcMar>
+            <w:hideMark/>
+          </w:tcPr>
+          <w:p>
+            <w:pPr>
+              <w:spacing w:after="0" w:line="240" w:lineRule="auto"/>
+              <w:rPr>
+                <w:rFonts w:ascii="Times New Roman" w:eastAsia="Times New Roman" w:hAnsi="Times New Roman" w:cs="Times New Roman"/>
+                <w:kern w:val="0"/>
+                <w:szCs w:val="24"/>
+                <w14:ligatures w14:val="none"/>
+              </w:rPr>
+            </w:pPr>
+            <w:r>
+              <w:rPr>
+                <w:rFonts w:ascii="Apple Color Emoji" w:eastAsia="Times New Roman" w:hAnsi="Apple Color Emoji" w:cs="Times New Roman"/>
+                <w:color w:val="000000"/>
+                <w:kern w:val="0"/>
+                <w:sz w:val="15"/>
+                <w:szCs w:val="15"/>
+                <w14:ligatures w14:val="none"/>
+              </w:rPr>
+              <w:t>✅</w:t>
+            </w:r>
+          </w:p>
+        </w:tc>
+      </w:tr>
+      <w:tr>
+        <w:trPr>
+          <w:trHeight w:val="165"/>
+        </w:trPr>
+        <w:tc>
+          <w:tcPr>
+            <w:tcW w:w="4545" w:type="dxa"/>
+            <w:tcBorders>
+              <w:top w:val="single" w:sz="6" w:space="0" w:color="000000"/>
+              <w:left w:val="single" w:sz="6" w:space="0" w:color="000000"/>
+              <w:bottom w:val="single" w:sz="6" w:space="0" w:color="000000"/>
+              <w:right w:val="single" w:sz="6" w:space="0" w:color="000000"/>
+            </w:tcBorders>
+            <w:shd w:val="clear" w:color="auto" w:fill="D4D4D4"/>
+            <w:tcMar>
+              <w:top w:w="60" w:type="dxa"/>
+              <w:left w:w="60" w:type="dxa"/>
+              <w:bottom w:w="60" w:type="dxa"/>
+              <w:right w:w="60" w:type="dxa"/>
+            </w:tcMar>
+            <w:hideMark/>
+          </w:tcPr>
+          <w:p>
+            <w:pPr>
+              <w:spacing w:after="0" w:line="240" w:lineRule="auto"/>
+              <w:rPr>
+                <w:rFonts w:ascii="Times New Roman" w:eastAsia="Times New Roman" w:hAnsi="Times New Roman" w:cs="Times New Roman"/>
+                <w:kern w:val="0"/>
+                <w:szCs w:val="24"/>
+                <w14:ligatures w14:val="none"/>
+              </w:rPr>
+            </w:pPr>
+            <w:r>
+              <w:rPr>
+                <w:rFonts w:ascii="Apple Color Emoji" w:eastAsia="Times New Roman" w:hAnsi="Apple Color Emoji" w:cs="Times New Roman"/>
+                <w:color w:val="000000"/>
+                <w:kern w:val="0"/>
+                <w:sz w:val="15"/>
+                <w:szCs w:val="15"/>
+                <w14:ligatures w14:val="none"/>
+              </w:rPr>
+              <w:t>📍</w:t>
+            </w:r>
+            <w:r>
+              <w:rPr>
+                <w:rFonts w:ascii="Helvetica Neue" w:eastAsia="Times New Roman" w:hAnsi="Helvetica Neue" w:cs="Times New Roman"/>
+                <w:b/>
+                <w:bCs/>
+                <w:color w:val="000000"/>
+                <w:kern w:val="0"/>
+                <w:sz w:val="15"/>
+                <w:szCs w:val="15"/>
+                <w14:ligatures w14:val="none"/>
+              </w:rPr>
+              <w:t xml:space="preserve"> </w:t>
+            </w:r>
+            <w:r>
+              <w:rPr>
+                <w:rFonts w:ascii="Angsana New" w:eastAsia="Times New Roman" w:hAnsi="Angsana New" w:hint="cs"/>
+                <w:b/>
+                <w:bCs/>
+                <w:color w:val="000000"/>
+                <w:kern w:val="0"/>
+                <w:sz w:val="15"/>
+                <w:szCs w:val="15"/>
+                <w:cs/>
+                <w14:ligatures w14:val="none"/>
+              </w:rPr>
+              <w:t>แก้ไขที่อยู่ใน</w:t>
+            </w:r>
+            <w:r>
+              <w:rPr>
+                <w:rFonts w:ascii="Helvetica Neue" w:eastAsia="Times New Roman" w:hAnsi="Helvetica Neue" w:cs="Times New Roman"/>
+                <w:b/>
+                <w:bCs/>
+                <w:color w:val="000000"/>
+                <w:kern w:val="0"/>
+                <w:sz w:val="15"/>
+                <w:szCs w:val="15"/>
+                <w14:ligatures w14:val="none"/>
+              </w:rPr>
+              <w:t xml:space="preserve"> Modal </w:t>
+            </w:r>
+            <w:r>
+              <w:rPr>
+                <w:rFonts w:ascii="Angsana New" w:eastAsia="Times New Roman" w:hAnsi="Angsana New" w:hint="cs"/>
+                <w:b/>
+                <w:bCs/>
+                <w:color w:val="000000"/>
+                <w:kern w:val="0"/>
+                <w:sz w:val="15"/>
+                <w:szCs w:val="15"/>
+                <w:cs/>
+                <w14:ligatures w14:val="none"/>
+              </w:rPr>
+              <w:t>แก้ไข</w:t>
+            </w:r>
+          </w:p>
+        </w:tc>
+        <w:tc>
+          <w:tcPr>
+            <w:tcW w:w="420" w:type="dxa"/>
+            <w:tcBorders>
+              <w:top w:val="single" w:sz="6" w:space="0" w:color="000000"/>
+              <w:left w:val="single" w:sz="6" w:space="0" w:color="000000"/>
+              <w:bottom w:val="single" w:sz="6" w:space="0" w:color="000000"/>
+              <w:right w:val="single" w:sz="6" w:space="0" w:color="000000"/>
+            </w:tcBorders>
+            <w:tcMar>
+              <w:top w:w="60" w:type="dxa"/>
+              <w:left w:w="60" w:type="dxa"/>
+              <w:bottom w:w="60" w:type="dxa"/>
+              <w:right w:w="60" w:type="dxa"/>
+            </w:tcMar>
+            <w:hideMark/>
+          </w:tcPr>
+          <w:p>
+            <w:pPr>
+              <w:spacing w:after="0" w:line="240" w:lineRule="auto"/>
+              <w:rPr>
+                <w:rFonts w:ascii="Times New Roman" w:eastAsia="Times New Roman" w:hAnsi="Times New Roman" w:cs="Times New Roman"/>
+                <w:kern w:val="0"/>
+                <w:szCs w:val="24"/>
+                <w14:ligatures w14:val="none"/>
+              </w:rPr>
+            </w:pPr>
+            <w:r>
+              <w:rPr>
+                <w:rFonts w:ascii="Apple Color Emoji" w:eastAsia="Times New Roman" w:hAnsi="Apple Color Emoji" w:cs="Times New Roman"/>
+                <w:color w:val="000000"/>
+                <w:kern w:val="0"/>
+                <w:sz w:val="15"/>
+                <w:szCs w:val="15"/>
+                <w14:ligatures w14:val="none"/>
+              </w:rPr>
+              <w:t>✅</w:t>
+            </w:r>
+          </w:p>
+        </w:tc>
+      </w:tr>
+      <w:tr>
+        <w:trPr>
+          <w:trHeight w:val="165"/>
+        </w:trPr>
+        <w:tc>
+          <w:tcPr>
+            <w:tcW w:w="4545" w:type="dxa"/>
+            <w:tcBorders>
+              <w:top w:val="single" w:sz="6" w:space="0" w:color="000000"/>
+              <w:left w:val="single" w:sz="6" w:space="0" w:color="000000"/>
+              <w:bottom w:val="single" w:sz="6" w:space="0" w:color="000000"/>
+              <w:right w:val="single" w:sz="6" w:space="0" w:color="000000"/>
+            </w:tcBorders>
+            <w:shd w:val="clear" w:color="auto" w:fill="D4D4D4"/>
+            <w:tcMar>
+              <w:top w:w="60" w:type="dxa"/>
+              <w:left w:w="60" w:type="dxa"/>
+              <w:bottom w:w="60" w:type="dxa"/>
+              <w:right w:w="60" w:type="dxa"/>
+            </w:tcMar>
+            <w:hideMark/>
+          </w:tcPr>
+          <w:p>
+            <w:pPr>
+              <w:spacing w:after="0" w:line="240" w:lineRule="auto"/>
+              <w:rPr>
+                <w:rFonts w:ascii="Times New Roman" w:eastAsia="Times New Roman" w:hAnsi="Times New Roman" w:cs="Times New Roman"/>
+                <w:kern w:val="0"/>
+                <w:szCs w:val="24"/>
+                <w14:ligatures w14:val="none"/>
+              </w:rPr>
+            </w:pPr>
+            <w:r>
+              <w:rPr>
+                <w:rFonts w:ascii="Apple Color Emoji" w:eastAsia="Times New Roman" w:hAnsi="Apple Color Emoji" w:cs="Times New Roman"/>
+                <w:color w:val="000000"/>
+                <w:kern w:val="0"/>
+                <w:sz w:val="15"/>
+                <w:szCs w:val="15"/>
+                <w14:ligatures w14:val="none"/>
+              </w:rPr>
+              <w:t>✅</w:t>
+            </w:r>
+            <w:r>
+              <w:rPr>
+                <w:rFonts w:ascii="Helvetica Neue" w:eastAsia="Times New Roman" w:hAnsi="Helvetica Neue" w:cs="Times New Roman"/>
+                <w:b/>
+                <w:bCs/>
+                <w:color w:val="000000"/>
+                <w:kern w:val="0"/>
+                <w:sz w:val="15"/>
+                <w:szCs w:val="15"/>
+                <w14:ligatures w14:val="none"/>
+              </w:rPr>
+              <w:t xml:space="preserve"> </w:t>
+            </w:r>
+            <w:r>
+              <w:rPr>
+                <w:rFonts w:ascii="Angsana New" w:eastAsia="Times New Roman" w:hAnsi="Angsana New" w:hint="cs"/>
+                <w:b/>
+                <w:bCs/>
+                <w:color w:val="000000"/>
+                <w:kern w:val="0"/>
+                <w:sz w:val="15"/>
+                <w:szCs w:val="15"/>
+                <w:cs/>
+                <w14:ligatures w14:val="none"/>
+              </w:rPr>
+              <w:t>ปุ่ม</w:t>
+            </w:r>
+            <w:r>
+              <w:rPr>
+                <w:rFonts w:ascii="Helvetica Neue" w:eastAsia="Times New Roman" w:hAnsi="Helvetica Neue" w:cs="Times New Roman"/>
+                <w:b/>
+                <w:bCs/>
+                <w:color w:val="000000"/>
+                <w:kern w:val="0"/>
+                <w:sz w:val="15"/>
+                <w:szCs w:val="15"/>
+                <w14:ligatures w14:val="none"/>
+              </w:rPr>
+              <w:t xml:space="preserve"> "</w:t>
+            </w:r>
+            <w:r>
+              <w:rPr>
+                <w:rFonts w:ascii="Angsana New" w:eastAsia="Times New Roman" w:hAnsi="Angsana New" w:hint="cs"/>
+                <w:b/>
+                <w:bCs/>
+                <w:color w:val="000000"/>
+                <w:kern w:val="0"/>
+                <w:sz w:val="15"/>
+                <w:szCs w:val="15"/>
+                <w:cs/>
+                <w14:ligatures w14:val="none"/>
+              </w:rPr>
+              <w:t>ปรับปรุงข้อมูล</w:t>
+            </w:r>
+            <w:r>
+              <w:rPr>
+                <w:rFonts w:ascii="Helvetica Neue" w:eastAsia="Times New Roman" w:hAnsi="Helvetica Neue" w:cs="Times New Roman"/>
+                <w:b/>
+                <w:bCs/>
+                <w:color w:val="000000"/>
+                <w:kern w:val="0"/>
+                <w:sz w:val="15"/>
+                <w:szCs w:val="15"/>
+                <w14:ligatures w14:val="none"/>
+              </w:rPr>
+              <w:t xml:space="preserve">" </w:t>
+            </w:r>
+            <w:proofErr w:type="spellStart"/>
+            <w:r>
+              <w:rPr>
+                <w:rFonts w:ascii="Angsana New" w:eastAsia="Times New Roman" w:hAnsi="Angsana New" w:hint="cs"/>
+                <w:b/>
+                <w:bCs/>
+                <w:color w:val="000000"/>
+                <w:kern w:val="0"/>
+                <w:sz w:val="15"/>
+                <w:szCs w:val="15"/>
+                <w:cs/>
+                <w14:ligatures w14:val="none"/>
+              </w:rPr>
+              <w:t>อัป</w:t>
+            </w:r>
+            <w:proofErr w:type="spellEnd"/>
+            <w:r>
+              <w:rPr>
+                <w:rFonts w:ascii="Angsana New" w:eastAsia="Times New Roman" w:hAnsi="Angsana New" w:hint="cs"/>
+                <w:b/>
+                <w:bCs/>
+                <w:color w:val="000000"/>
+                <w:kern w:val="0"/>
+                <w:sz w:val="15"/>
+                <w:szCs w:val="15"/>
+                <w:cs/>
+                <w14:ligatures w14:val="none"/>
+              </w:rPr>
+              <w:t>เดตตารางทันที</w:t>
+            </w:r>
+          </w:p>
+        </w:tc>
+        <w:tc>
+          <w:tcPr>
+            <w:tcW w:w="420" w:type="dxa"/>
+            <w:tcBorders>
+              <w:top w:val="single" w:sz="6" w:space="0" w:color="000000"/>
+              <w:left w:val="single" w:sz="6" w:space="0" w:color="000000"/>
+              <w:bottom w:val="single" w:sz="6" w:space="0" w:color="000000"/>
+              <w:right w:val="single" w:sz="6" w:space="0" w:color="000000"/>
+            </w:tcBorders>
+            <w:tcMar>
+              <w:top w:w="60" w:type="dxa"/>
+              <w:left w:w="60" w:type="dxa"/>
+              <w:bottom w:w="60" w:type="dxa"/>
+              <w:right w:w="60" w:type="dxa"/>
+            </w:tcMar>
+            <w:hideMark/>
+          </w:tcPr>
+          <w:p>
+            <w:pPr>
+              <w:spacing w:after="0" w:line="240" w:lineRule="auto"/>
+              <w:rPr>
+                <w:rFonts w:ascii="Times New Roman" w:eastAsia="Times New Roman" w:hAnsi="Times New Roman" w:cs="Times New Roman"/>
+                <w:kern w:val="0"/>
+                <w:szCs w:val="24"/>
+                <w14:ligatures w14:val="none"/>
+              </w:rPr>
+            </w:pPr>
+            <w:r>
+              <w:rPr>
+                <w:rFonts w:ascii="Apple Color Emoji" w:eastAsia="Times New Roman" w:hAnsi="Apple Color Emoji" w:cs="Times New Roman"/>
+                <w:color w:val="000000"/>
+                <w:kern w:val="0"/>
+                <w:sz w:val="15"/>
+                <w:szCs w:val="15"/>
+                <w14:ligatures w14:val="none"/>
+              </w:rPr>
+              <w:t>✅</w:t>
+            </w:r>
+          </w:p>
+        </w:tc>
+      </w:tr>
+      <w:tr>
+        <w:trPr>
+          <w:trHeight w:val="180"/>
+        </w:trPr>
+        <w:tc>
+          <w:tcPr>
+            <w:tcW w:w="4545" w:type="dxa"/>
+            <w:tcBorders>
+              <w:top w:val="single" w:sz="6" w:space="0" w:color="000000"/>
+              <w:left w:val="single" w:sz="6" w:space="0" w:color="000000"/>
+              <w:bottom w:val="single" w:sz="6" w:space="0" w:color="000000"/>
+              <w:right w:val="single" w:sz="6" w:space="0" w:color="000000"/>
+            </w:tcBorders>
+            <w:shd w:val="clear" w:color="auto" w:fill="D4D4D4"/>
+            <w:tcMar>
+              <w:top w:w="60" w:type="dxa"/>
+              <w:left w:w="60" w:type="dxa"/>
+              <w:bottom w:w="60" w:type="dxa"/>
+              <w:right w:w="60" w:type="dxa"/>
+            </w:tcMar>
+            <w:hideMark/>
+          </w:tcPr>
+          <w:p>
+            <w:pPr>
+              <w:spacing w:after="0" w:line="240" w:lineRule="auto"/>
+              <w:rPr>
+                <w:rFonts w:ascii="Times New Roman" w:eastAsia="Times New Roman" w:hAnsi="Times New Roman" w:cs="Times New Roman"/>
+                <w:kern w:val="0"/>
+                <w:szCs w:val="24"/>
+                <w14:ligatures w14:val="none"/>
+              </w:rPr>
+            </w:pPr>
+            <w:r>
+              <w:rPr>
+                <w:rFonts w:ascii="Apple Color Emoji" w:eastAsia="Times New Roman" w:hAnsi="Apple Color Emoji" w:cs="Times New Roman"/>
+                <w:color w:val="000000"/>
+                <w:kern w:val="0"/>
+                <w:sz w:val="15"/>
+                <w:szCs w:val="15"/>
+                <w14:ligatures w14:val="none"/>
+              </w:rPr>
+              <w:t>🔁</w:t>
+            </w:r>
+            <w:r>
+              <w:rPr>
+                <w:rFonts w:ascii="Helvetica Neue" w:eastAsia="Times New Roman" w:hAnsi="Helvetica Neue" w:cs="Times New Roman"/>
+                <w:b/>
+                <w:bCs/>
+                <w:color w:val="000000"/>
+                <w:kern w:val="0"/>
+                <w:sz w:val="15"/>
+                <w:szCs w:val="15"/>
+                <w14:ligatures w14:val="none"/>
+              </w:rPr>
+              <w:t xml:space="preserve"> </w:t>
+            </w:r>
+            <w:r>
+              <w:rPr>
+                <w:rFonts w:ascii="Angsana New" w:eastAsia="Times New Roman" w:hAnsi="Angsana New" w:hint="cs"/>
+                <w:b/>
+                <w:bCs/>
+                <w:color w:val="000000"/>
+                <w:kern w:val="0"/>
+                <w:sz w:val="15"/>
+                <w:szCs w:val="15"/>
+                <w:cs/>
+                <w14:ligatures w14:val="none"/>
+              </w:rPr>
+              <w:t>ปุ่ม</w:t>
+            </w:r>
+            <w:r>
+              <w:rPr>
+                <w:rFonts w:ascii="Helvetica Neue" w:eastAsia="Times New Roman" w:hAnsi="Helvetica Neue" w:cs="Times New Roman"/>
+                <w:b/>
+                <w:bCs/>
+                <w:color w:val="000000"/>
+                <w:kern w:val="0"/>
+                <w:sz w:val="15"/>
+                <w:szCs w:val="15"/>
+                <w14:ligatures w14:val="none"/>
+              </w:rPr>
+              <w:t xml:space="preserve"> "</w:t>
+            </w:r>
+            <w:r>
+              <w:rPr>
+                <w:rFonts w:ascii="Angsana New" w:eastAsia="Times New Roman" w:hAnsi="Angsana New" w:hint="cs"/>
+                <w:b/>
+                <w:bCs/>
+                <w:color w:val="000000"/>
+                <w:kern w:val="0"/>
+                <w:sz w:val="15"/>
+                <w:szCs w:val="15"/>
+                <w:cs/>
+                <w14:ligatures w14:val="none"/>
+              </w:rPr>
+              <w:t>ย้อนกลับ</w:t>
+            </w:r>
+            <w:r>
+              <w:rPr>
+                <w:rFonts w:ascii="Helvetica Neue" w:eastAsia="Times New Roman" w:hAnsi="Helvetica Neue" w:cs="Times New Roman"/>
+                <w:b/>
+                <w:bCs/>
+                <w:color w:val="000000"/>
+                <w:kern w:val="0"/>
+                <w:sz w:val="15"/>
+                <w:szCs w:val="15"/>
+                <w14:ligatures w14:val="none"/>
+              </w:rPr>
+              <w:t>" / "</w:t>
+            </w:r>
+            <w:r>
+              <w:rPr>
+                <w:rFonts w:ascii="Angsana New" w:eastAsia="Times New Roman" w:hAnsi="Angsana New" w:hint="cs"/>
+                <w:b/>
+                <w:bCs/>
+                <w:color w:val="000000"/>
+                <w:kern w:val="0"/>
+                <w:sz w:val="15"/>
+                <w:szCs w:val="15"/>
+                <w:cs/>
+                <w14:ligatures w14:val="none"/>
+              </w:rPr>
+              <w:t>นำเข้าใหม่</w:t>
+            </w:r>
+            <w:r>
+              <w:rPr>
+                <w:rFonts w:ascii="Helvetica Neue" w:eastAsia="Times New Roman" w:hAnsi="Helvetica Neue" w:cs="Times New Roman"/>
+                <w:b/>
+                <w:bCs/>
+                <w:color w:val="000000"/>
+                <w:kern w:val="0"/>
+                <w:sz w:val="15"/>
+                <w:szCs w:val="15"/>
+                <w14:ligatures w14:val="none"/>
+              </w:rPr>
+              <w:t>" / "</w:t>
+            </w:r>
+            <w:r>
+              <w:rPr>
+                <w:rFonts w:ascii="Angsana New" w:eastAsia="Times New Roman" w:hAnsi="Angsana New" w:hint="cs"/>
+                <w:b/>
+                <w:bCs/>
+                <w:color w:val="000000"/>
+                <w:kern w:val="0"/>
+                <w:sz w:val="15"/>
+                <w:szCs w:val="15"/>
+                <w:cs/>
+                <w14:ligatures w14:val="none"/>
+              </w:rPr>
+              <w:t>ออก</w:t>
+            </w:r>
+            <w:r>
+              <w:rPr>
+                <w:rFonts w:ascii="Helvetica Neue" w:eastAsia="Times New Roman" w:hAnsi="Helvetica Neue" w:cs="Times New Roman"/>
+                <w:b/>
+                <w:bCs/>
+                <w:color w:val="000000"/>
+                <w:kern w:val="0"/>
+                <w:sz w:val="15"/>
+                <w:szCs w:val="15"/>
+                <w14:ligatures w14:val="none"/>
+              </w:rPr>
+              <w:t>"</w:t>
+            </w:r>
+          </w:p>
+        </w:tc>
+        <w:tc>
+          <w:tcPr>
+            <w:tcW w:w="420" w:type="dxa"/>
+            <w:tcBorders>
+              <w:top w:val="single" w:sz="6" w:space="0" w:color="000000"/>
+              <w:left w:val="single" w:sz="6" w:space="0" w:color="000000"/>
+              <w:bottom w:val="single" w:sz="6" w:space="0" w:color="000000"/>
+              <w:right w:val="single" w:sz="6" w:space="0" w:color="000000"/>
+            </w:tcBorders>
+            <w:tcMar>
+              <w:top w:w="60" w:type="dxa"/>
+              <w:left w:w="60" w:type="dxa"/>
+              <w:bottom w:w="60" w:type="dxa"/>
+              <w:right w:w="60" w:type="dxa"/>
+            </w:tcMar>
+            <w:hideMark/>
+          </w:tcPr>
+          <w:p>
+            <w:pPr>
+              <w:spacing w:after="0" w:line="240" w:lineRule="auto"/>
+              <w:rPr>
+                <w:rFonts w:ascii="Times New Roman" w:eastAsia="Times New Roman" w:hAnsi="Times New Roman" w:cs="Times New Roman"/>
+                <w:kern w:val="0"/>
+                <w:szCs w:val="24"/>
+                <w14:ligatures w14:val="none"/>
+              </w:rPr>
+            </w:pPr>
+            <w:r>
+              <w:rPr>
+                <w:rFonts w:ascii="Apple Color Emoji" w:eastAsia="Times New Roman" w:hAnsi="Apple Color Emoji" w:cs="Times New Roman"/>
+                <w:color w:val="000000"/>
+                <w:kern w:val="0"/>
+                <w:sz w:val="15"/>
+                <w:szCs w:val="15"/>
+                <w14:ligatures w14:val="none"/>
+              </w:rPr>
+              <w:t>✅</w:t>
+            </w:r>
+          </w:p>
+        </w:tc>
+      </w:tr>
+      <w:tr>
+        <w:trPr>
+          <w:trHeight w:val="165"/>
+        </w:trPr>
+        <w:tc>
+          <w:tcPr>
+            <w:tcW w:w="4545" w:type="dxa"/>
+            <w:tcBorders>
+              <w:top w:val="single" w:sz="6" w:space="0" w:color="000000"/>
+              <w:left w:val="single" w:sz="6" w:space="0" w:color="000000"/>
+              <w:bottom w:val="single" w:sz="6" w:space="0" w:color="000000"/>
+              <w:right w:val="single" w:sz="6" w:space="0" w:color="000000"/>
+            </w:tcBorders>
+            <w:shd w:val="clear" w:color="auto" w:fill="D4D4D4"/>
+            <w:tcMar>
+              <w:top w:w="60" w:type="dxa"/>
+              <w:left w:w="60" w:type="dxa"/>
+              <w:bottom w:w="60" w:type="dxa"/>
+              <w:right w:w="60" w:type="dxa"/>
+            </w:tcMar>
+            <w:hideMark/>
+          </w:tcPr>
+          <w:p>
+            <w:pPr>
+              <w:spacing w:after="0" w:line="240" w:lineRule="auto"/>
+              <w:rPr>
+                <w:rFonts w:ascii="Times New Roman" w:eastAsia="Times New Roman" w:hAnsi="Times New Roman" w:cs="Times New Roman"/>
+                <w:kern w:val="0"/>
+                <w:szCs w:val="24"/>
+                <w14:ligatures w14:val="none"/>
+              </w:rPr>
+            </w:pPr>
+            <w:r>
+              <w:rPr>
+                <w:rFonts w:ascii="Apple Color Emoji" w:eastAsia="Times New Roman" w:hAnsi="Apple Color Emoji" w:cs="Times New Roman"/>
+                <w:color w:val="000000"/>
+                <w:kern w:val="0"/>
+                <w:sz w:val="15"/>
+                <w:szCs w:val="15"/>
+                <w14:ligatures w14:val="none"/>
+              </w:rPr>
+              <w:t>🔒</w:t>
+            </w:r>
+            <w:r>
+              <w:rPr>
+                <w:rFonts w:ascii="Helvetica Neue" w:eastAsia="Times New Roman" w:hAnsi="Helvetica Neue" w:cs="Times New Roman"/>
+                <w:b/>
+                <w:bCs/>
+                <w:color w:val="000000"/>
+                <w:kern w:val="0"/>
+                <w:sz w:val="15"/>
+                <w:szCs w:val="15"/>
+                <w14:ligatures w14:val="none"/>
+              </w:rPr>
+              <w:t xml:space="preserve"> </w:t>
+            </w:r>
+            <w:r>
+              <w:rPr>
+                <w:rFonts w:ascii="Angsana New" w:eastAsia="Times New Roman" w:hAnsi="Angsana New" w:hint="cs"/>
+                <w:b/>
+                <w:bCs/>
+                <w:color w:val="000000"/>
+                <w:kern w:val="0"/>
+                <w:sz w:val="15"/>
+                <w:szCs w:val="15"/>
+                <w:cs/>
+                <w14:ligatures w14:val="none"/>
+              </w:rPr>
+              <w:t>เช็คเลขบัตรประชาชนซ้ำในฝั่ง</w:t>
+            </w:r>
+            <w:r>
+              <w:rPr>
+                <w:rFonts w:ascii="Helvetica Neue" w:eastAsia="Times New Roman" w:hAnsi="Helvetica Neue" w:cs="Times New Roman"/>
+                <w:b/>
+                <w:bCs/>
+                <w:color w:val="000000"/>
+                <w:kern w:val="0"/>
+                <w:sz w:val="15"/>
+                <w:szCs w:val="15"/>
+                <w14:ligatures w14:val="none"/>
+              </w:rPr>
+              <w:t xml:space="preserve"> Server</w:t>
+            </w:r>
+          </w:p>
+        </w:tc>
+        <w:tc>
+          <w:tcPr>
+            <w:tcW w:w="420" w:type="dxa"/>
+            <w:tcBorders>
+              <w:top w:val="single" w:sz="6" w:space="0" w:color="000000"/>
+              <w:left w:val="single" w:sz="6" w:space="0" w:color="000000"/>
+              <w:bottom w:val="single" w:sz="6" w:space="0" w:color="000000"/>
+              <w:right w:val="single" w:sz="6" w:space="0" w:color="000000"/>
+            </w:tcBorders>
+            <w:tcMar>
+              <w:top w:w="60" w:type="dxa"/>
+              <w:left w:w="60" w:type="dxa"/>
+              <w:bottom w:w="60" w:type="dxa"/>
+              <w:right w:w="60" w:type="dxa"/>
+            </w:tcMar>
+            <w:hideMark/>
+          </w:tcPr>
+          <w:p>
+            <w:pPr>
+              <w:spacing w:after="0" w:line="240" w:lineRule="auto"/>
+              <w:rPr>
+                <w:rFonts w:ascii="Times New Roman" w:eastAsia="Times New Roman" w:hAnsi="Times New Roman" w:cs="Times New Roman"/>
+                <w:kern w:val="0"/>
+                <w:szCs w:val="24"/>
+                <w14:ligatures w14:val="none"/>
+              </w:rPr>
+            </w:pPr>
+            <w:r>
+              <w:rPr>
+                <w:rFonts w:ascii="Apple Color Emoji" w:eastAsia="Times New Roman" w:hAnsi="Apple Color Emoji" w:cs="Times New Roman"/>
+                <w:color w:val="000000"/>
+                <w:kern w:val="0"/>
+                <w:sz w:val="15"/>
+                <w:szCs w:val="15"/>
+                <w14:ligatures w14:val="none"/>
+              </w:rPr>
+              <w:t>✅</w:t>
+            </w:r>
+          </w:p>
+        </w:tc>
+      </w:tr>
+    </w:tbl>
+    <w:p>
+      <w:pPr>
+        <w:pStyle w:val="NormalWeb"/>
+        <w:spacing w:before="0" w:beforeAutospacing="0" w:after="0" w:afterAutospacing="0"/>
+      </w:pPr>
     </w:p>
     <w:p>
       <w:pPr>
